--- a/klagomål/Njuorokvárátj FSC-klagomål.docx
+++ b/klagomål/Njuorokvárátj FSC-klagomål.docx
@@ -1,6 +1,6 @@
 
 <file path=word/document.xml><?xml version="1.0" encoding="utf-8"?>
-<w:document xmlns:wpc="http://schemas.microsoft.com/office/word/2010/wordprocessingCanvas" xmlns:cx="http://schemas.microsoft.com/office/drawing/2014/chartex" xmlns:cx1="http://schemas.microsoft.com/office/drawing/2015/9/8/chartex" xmlns:cx2="http://schemas.microsoft.com/office/drawing/2015/10/21/chartex" xmlns:cx3="http://schemas.microsoft.com/office/drawing/2016/5/9/chartex" xmlns:cx4="http://schemas.microsoft.com/office/drawing/2016/5/10/chartex" xmlns:cx5="http://schemas.microsoft.com/office/drawing/2016/5/11/chartex" xmlns:cx6="http://schemas.microsoft.com/office/drawing/2016/5/12/chartex" xmlns:cx7="http://schemas.microsoft.com/office/drawing/2016/5/13/chartex" xmlns:cx8="http://schemas.microsoft.com/office/drawing/2016/5/14/chartex" xmlns:mc="http://schemas.openxmlformats.org/markup-compatibility/2006" xmlns:aink="http://schemas.microsoft.com/office/drawing/2016/ink" xmlns:am3d="http://schemas.microsoft.com/office/drawing/2017/model3d" xmlns:o="urn:schemas-microsoft-com:office:office" xmlns:oel="http://schemas.microsoft.com/office/2019/extlst" xmlns:r="http://schemas.openxmlformats.org/officeDocument/2006/relationships" xmlns:m="http://schemas.openxmlformats.org/officeDocument/2006/math" xmlns:v="urn:schemas-microsoft-com:vml" xmlns:wp14="http://schemas.microsoft.com/office/word/2010/wordprocessingDrawing" xmlns:wp="http://schemas.openxmlformats.org/drawingml/2006/wordprocessingDrawing" xmlns:w10="urn:schemas-microsoft-com:office:word" xmlns:w="http://schemas.openxmlformats.org/wordprocessingml/2006/main" xmlns:w14="http://schemas.microsoft.com/office/word/2010/wordml" xmlns:w15="http://schemas.microsoft.com/office/word/2012/wordml" xmlns:w16cex="http://schemas.microsoft.com/office/word/2018/wordml/cex" xmlns:w16cid="http://schemas.microsoft.com/office/word/2016/wordml/cid" xmlns:w16="http://schemas.microsoft.com/office/word/2018/wordml" xmlns:w16sdtdh="http://schemas.microsoft.com/office/word/2020/wordml/sdtdatahash" xmlns:w16se="http://schemas.microsoft.com/office/word/2015/wordml/symex" xmlns:wpg="http://schemas.microsoft.com/office/word/2010/wordprocessingGroup" xmlns:wpi="http://schemas.microsoft.com/office/word/2010/wordprocessingInk" xmlns:wne="http://schemas.microsoft.com/office/word/2006/wordml" xmlns:wps="http://schemas.microsoft.com/office/word/2010/wordprocessingShape" mc:Ignorable="w14 w15 w16se w16cid w16 w16cex w16sdtdh wp14">
+<w:document xmlns:wpc="http://schemas.microsoft.com/office/word/2010/wordprocessingCanvas" xmlns:cx="http://schemas.microsoft.com/office/drawing/2014/chartex" xmlns:cx1="http://schemas.microsoft.com/office/drawing/2015/9/8/chartex" xmlns:cx2="http://schemas.microsoft.com/office/drawing/2015/10/21/chartex" xmlns:cx3="http://schemas.microsoft.com/office/drawing/2016/5/9/chartex" xmlns:cx4="http://schemas.microsoft.com/office/drawing/2016/5/10/chartex" xmlns:cx5="http://schemas.microsoft.com/office/drawing/2016/5/11/chartex" xmlns:cx6="http://schemas.microsoft.com/office/drawing/2016/5/12/chartex" xmlns:cx7="http://schemas.microsoft.com/office/drawing/2016/5/13/chartex" xmlns:cx8="http://schemas.microsoft.com/office/drawing/2016/5/14/chartex" xmlns:mc="http://schemas.openxmlformats.org/markup-compatibility/2006" xmlns:aink="http://schemas.microsoft.com/office/drawing/2016/ink" xmlns:am3d="http://schemas.microsoft.com/office/drawing/2017/model3d" xmlns:o="urn:schemas-microsoft-com:office:office" xmlns:oel="http://schemas.microsoft.com/office/2019/extlst" xmlns:r="http://schemas.openxmlformats.org/officeDocument/2006/relationships" xmlns:m="http://schemas.openxmlformats.org/officeDocument/2006/math" xmlns:v="urn:schemas-microsoft-com:vml" xmlns:wp14="http://schemas.microsoft.com/office/word/2010/wordprocessingDrawing" xmlns:wp="http://schemas.openxmlformats.org/drawingml/2006/wordprocessingDrawing" xmlns:w10="urn:schemas-microsoft-com:office:word" xmlns:w="http://schemas.openxmlformats.org/wordprocessingml/2006/main" xmlns:w14="http://schemas.microsoft.com/office/word/2010/wordml" xmlns:w15="http://schemas.microsoft.com/office/word/2012/wordml" xmlns:w16cex="http://schemas.microsoft.com/office/word/2018/wordml/cex" xmlns:w16cid="http://schemas.microsoft.com/office/word/2016/wordml/cid" xmlns:w16="http://schemas.microsoft.com/office/word/2018/wordml" xmlns:w16du="http://schemas.microsoft.com/office/word/2023/wordml/word16du" xmlns:w16sdtdh="http://schemas.microsoft.com/office/word/2020/wordml/sdtdatahash" xmlns:w16sdtfl="http://schemas.microsoft.com/office/word/2024/wordml/sdtformatlock" xmlns:w16se="http://schemas.microsoft.com/office/word/2015/wordml/symex" xmlns:wpg="http://schemas.microsoft.com/office/word/2010/wordprocessingGroup" xmlns:wpi="http://schemas.microsoft.com/office/word/2010/wordprocessingInk" xmlns:wne="http://schemas.microsoft.com/office/word/2006/wordml" xmlns:wps="http://schemas.microsoft.com/office/word/2010/wordprocessingShape" mc:Ignorable="w14 w15 w16se w16cid w16 w16cex w16sdtdh w16sdtfl w16du wp14">
   <w:body>
     <w:p>
       <w:r>
@@ -112,7 +112,7 @@
         <w:pStyle w:val="ListBullet"/>
       </w:pPr>
       <w:r>
-        <w:t>Om ett ombud (tex Norra skog eller Mellanskog) avverkningsanmäler en skog med naturvärden motsvarande nyckelbiotops kvalité men markägaren inte är FSC certifierad, bör du skicka in ett FSC kontrollerat virke klagomål. Då ska klagomålet skickas till ombudsföretaget.</w:t>
+        <w:t>Om ett ombud (tex Norra skog eller Mellanskog) avverkningsanmäler en skog med naturvärden motsvarande nyckelbiotops kvalitet men markägaren inte är FSC certifierad, bör du skicka in ett FSC kontrollerat virke klagomål. Då ska klagomålet skickas till ombudsföretaget.</w:t>
       </w:r>
     </w:p>
     <w:p>
@@ -163,40 +163,12 @@
         <w:pStyle w:val="Title"/>
       </w:pPr>
       <w:r>
-        <w:t>Inledande FSC- /PEFC-klagomål - information om höga naturvärden och fridlysta arter i avverkningsanmälan Njuorokvárátj i Arvidsjaurs kommun</w:t>
+        <w:t>Inledande FSC- /PEFC-klagomål – information om höga naturvärden och fridlysta arter i avverkningsanmälan Njuorokvárátj i Arvidsjaurs kommun</w:t>
       </w:r>
     </w:p>
     <w:p>
       <w:r>
-        <w:t>Detta dokument behandlar höga naturvärden i avverkningsanmälan Njuorokvárátj i Arvidsjaurs kommun. Denna avverkningsanmälan inkom 2024-08-04 och omfattar 57,8 ha.</w:t>
-      </w:r>
-    </w:p>
-    <w:p>
-      <w:r>
-        <w:t>Nedan presenteras fynd av naturvårdsarter och fridlysta arter som gjorts i det avverkningsanmälda området, samt relevanta utdrag ur standarderna för FSC, Chain of Custody, Controlled Wood och PEFC. I BILAGA 1 finns artfakta om fridlysta arter.</w:t>
-      </w:r>
-    </w:p>
-    <w:p>
-      <w:r>
-        <w:t>Vi förväntar oss att ni återkommer med ett skriftligt svar på vårt klagomål och även beskriver vilka korrigerande åtgärder ni satt in för att rätta till identifierade brister i er efterlevnad av den svenska FSC standarden.</w:t>
-      </w:r>
-    </w:p>
-    <w:p>
-      <w:pPr>
-        <w:pStyle w:val="Heading1"/>
-      </w:pPr>
-      <w:r>
-        <w:t>Naturvårdsarter</w:t>
-      </w:r>
-    </w:p>
-    <w:p>
-      <w:r>
-        <w:t>I avverkningsanmälan har följande 32 naturvårdsarter hittats: fläckporing (VU), gräddporing (VU), smalfotad taggsvamp (VU), tallstocksticka (VU), blanksvart spiklav (NT), blå taggsvamp (NT), blågrå svartspik (NT), dvärgbägarlav (NT), gränsticka (NT), hornvaxskinn (NT), järpe (NT, §4), kolflarnlav (NT), kortskaftad ärgspik (NT), mörk kolflarnlav (NT), nordtagging (NT), skrovlig taggsvamp (NT), spillkråka (NT, §4), talltaggsvamp (NT), talltita (NT, §4), tretåig hackspett (NT, §4), vaddporing (NT), vedflamlav (NT), vedskivlav (NT), vedtrappmossa (NT), vitplätt (NT), dropptaggsvamp (S), gullgröppa (S), plattlummer (S, §9), skarp dropptaggsvamp (S), vedticka (S), lavskrika (§4) och tjäder (§4). Av dessa är 25 rödlistade. För rödlistade arter har rödlistekategorin angivits inom parentes. Arter som är signalarter enligt Skogsstyrelsen har markerats med (S). För fridlysta arter anges även paragrafen i Artskyddsförordningen som arten är fridlyst enligt.</w:t>
-      </w:r>
-    </w:p>
-    <w:p>
-      <w:r>
-        <w:t>De påträffade naturvårdsarterna är ett tydligt kvitto på att detta rör sig om en skog med höga naturvärden. I Figur 1 visas en karta över det avverkningsanmälda området, där samtliga fyndplatser för naturvårdsarter som finns registrerade på Artportalen har markerats.</w:t>
+        <w:t>Detta klagomål behandlar höga naturvärden i avverkningsanmälan Njuorokvárátj i Arvidsjaurs kommun som inkom 2026-07-12 och omfattar 57,8 ha.</w:t>
       </w:r>
     </w:p>
     <w:p>
@@ -206,7 +178,7 @@
       <w:r>
         <w:drawing>
           <wp:inline xmlns:a="http://schemas.openxmlformats.org/drawingml/2006/main" xmlns:pic="http://schemas.openxmlformats.org/drawingml/2006/picture">
-            <wp:extent cx="5486400" cy="3494919"/>
+            <wp:extent cx="5486400" cy="5163253"/>
             <wp:docPr id="1" name="Picture 1"/>
             <wp:cNvGraphicFramePr>
               <a:graphicFrameLocks noChangeAspect="1"/>
@@ -227,7 +199,7 @@
                   <pic:spPr>
                     <a:xfrm>
                       <a:off x="0" y="0"/>
-                      <a:ext cx="5486400" cy="3494919"/>
+                      <a:ext cx="5486400" cy="5163253"/>
                     </a:xfrm>
                     <a:prstGeom prst="rect"/>
                   </pic:spPr>
@@ -241,9 +213,25 @@
     <w:p>
       <w:pPr>
         <w:pStyle w:val="Caption"/>
+        <w:spacing w:after="240"/>
       </w:pPr>
       <w:r>
-        <w:t>Figur 1. Fyndplatser för naturvårdsarter i det avverkningsanmälda området (röd linje). Markörer utan svart kant är placerade på fyndplatsen. Markörer med svart kant är placerade vid sidan av fyndplatsen och har ett svart streck som visar fyndplatsens exakta position. Kartans mittpunktskoordinat är N 7337180, E 673525 i SWEREF 99 TM.</w:t>
+        <w:t>Figur 1. Fyndplatser för naturvårdsarter i och inom 22 meter från avverkningsanmälan. Markörer utan svart kant är placerade på fyndplatsen. Markörer med svart kant är placerade vid sidan av fyndplatsen har ett svart streck som visar fyndplatsens exakta position. Kartans mittpunktskoordinat är N 7337180, E 673525 i SWEREF 99 TM.</w:t>
+      </w:r>
+    </w:p>
+    <w:p>
+      <w:r>
+        <w:t>I och inom 22 meter från avverkningsanmälan finns fynd av 32 naturvårdsarter, varav 27 är rödlistade, 7 är fridlysta, 15 är typiska (T) och 3 är signalarter (S): fläckporing (VU, T), gräddporing (VU, T), gränsticka (VU, T), skrovlig taggsvamp (VU), smalfotad taggsvamp (VU), tallstocksticka (VU), tornseglare (VU, §4), blanksvart spiklav (NT), blå taggsvamp (NT, T), blågrå svartspik (NT), dropptaggsvamp (NT, T), dvärgbägarlav (NT, T), hornvaxskinn (NT), kolflarnlav (NT, T), kortskaftad ärgspik (NT), lavskrika (NT, T, §4), mörk kolflarnlav (NT), nordtagging (NT), skarp dropptaggsvamp (NT), talltaggsvamp (NT), talltita (NT, §4), tretåig hackspett (NT, T, §4), vaddporing (NT), vedflamlav (NT), vedskivlav (NT, T), vedtrappmossa (NT, T), vitplätt (NT), gullgröppa (S), plattlummer (S, T, §9), vedticka (S, T), järpe (T, §4) och spillkråka (T, §4). Se Figur 1.</w:t>
+      </w:r>
+    </w:p>
+    <w:p>
+      <w:r>
+        <w:t>Nedan presenteras relevanta utdrag ur standarderna för FSC, Chain of Custody, Controlled Wood och PEFC.</w:t>
+      </w:r>
+    </w:p>
+    <w:p>
+      <w:r>
+        <w:t>Vi förväntar oss att ni återkommer med ett skriftligt svar på vårt klagomål och även beskriver vilka korrigerande åtgärder ni satt in för att rätta till identifierade brister i er efterlevnad av den svenska FSC standarden.</w:t>
       </w:r>
     </w:p>
     <w:p>
@@ -251,26 +239,32 @@
         <w:pStyle w:val="Heading1"/>
       </w:pPr>
       <w:r>
-        <w:t>Fridlysta arter</w:t>
+        <w:t>Naturvårdsarter och fridlysta arter</w:t>
       </w:r>
     </w:p>
     <w:p>
       <w:r>
-        <w:t>Följande fridlysta arter har sina livsmiljöer och växtplatser i den avverkningsanmälda skogen: järpe (NT, §4), spillkråka (NT, §4), talltita (NT, §4), tretåig hackspett (NT, §4), plattlummer (S, §9), lavskrika (§4) och tjäder (§4).</w:t>
+        <w:t>Nedan följer beskrivningar av de naturvårdsarter och fridlysta arter som har sina livsmiljöer och växtplatser i den avverkningsanmälda skogen. Se även ytterligare artfakta i BILAGA 1. De påträffade naturvårdsarterna är ett tydligt kvitto på att det rör sig om en skog med höga naturvärden.</w:t>
       </w:r>
     </w:p>
     <w:p>
-      <w:r>
-        <w:t xml:space="preserve">Observera att medlemsländerna är skyldiga att agera i enlighet med EU:s fågeldirektiv där det uttryckligen står att direktivet gäller för fåglar samt för deras ägg, bon och </w:t>
-      </w:r>
       <w:r>
         <w:rPr>
           <w:b/>
         </w:rPr>
-        <w:t xml:space="preserve">livsmiljöer </w:t>
-      </w:r>
-      <w:r>
-        <w:t>(artikel 1). Vidare att de åtgärder som vidtas inte får leda till en försämring av den nuvarande situationen beträffande bevarandet av de fågelarter som avses i artikel 1 (artikel 13). Fågeldirektivet är styrande för tillsynsansvariga myndigheters ärendehantering, ställningstaganden och beslutsfattande.</w:t>
+        <w:t>Fläckporing (VU)</w:t>
+      </w:r>
+      <w:r>
+        <w:t xml:space="preserve"> är en mycket bra signalart som visar på tallnaturskogar med höga naturvärden. Den är placerad högst upp i Skogsstyrelsens värdepyramid för bedömning av skog med höga naturvärden och indikerar områden som är mer eller mindre opåverkade av skogsbruk och där det funnits en kontinuitet av tallågor i olika nedbrytningsstadier. För att på lång sikt bibehålla livskraftiga populationer i ett område behövs troligen större skyddade områden som tillåter att man upprätthåller en naturlig branddynamik. Fläckporing är typisk art för </w:t>
+      </w:r>
+      <w:r>
+        <w:rPr>
+          <w:i/>
+        </w:rPr>
+        <w:t>9010 Taiga</w:t>
+      </w:r>
+      <w:r>
+        <w:t xml:space="preserve"> (SLU Artdatabanken, 2024; Nitare &amp; Skogsstyrelsen, 2019).</w:t>
       </w:r>
     </w:p>
     <w:p>
@@ -278,10 +272,19 @@
         <w:rPr>
           <w:b/>
         </w:rPr>
-        <w:t>Järpe (NT, §4)</w:t>
-      </w:r>
-      <w:r>
-        <w:t xml:space="preserve">, rödlistad som nära hotad och prioriterad art i Skogsvårdslagen har häckningsrevir i avverkningsanmälan. Arten har minskat med 25 (10 - 40) % under de senaste 12 åren och är mycket stationär inom sitt revir som är minst 25 hektar stort. Dess livsmiljöer utgörs av tät barrskog med inblandning av lövträd och en väl utvecklad flerskiktad struktur med bärris och yngre eller undertryckta, täta granar i ett lägre skikt, ofta utmed bäckar och åar inne i den skyddande granskogen. Järpen överlever inte om dess livsmiljö kalavverkas och är även känslig för röjning, gallring och avverkning där unga granar och lövträd inte sparas i tillräcklig omfattning (SLU Artdatabanken, 2022). </w:t>
+        <w:t>Gräddporing (VU)</w:t>
+      </w:r>
+      <w:r>
+        <w:t xml:space="preserve"> växer nästan enbart i urskogsartad barrskog på gamla, kraftigt murkna, grova och mossbelupna tallågor i något fuktiga och skuggiga lägen. Arten är placerad högst upp i Skogsstyrelsens värdepyramid för bedömning av skog med höga naturvärden och indikerar gamla och relativt orörda tallnaturskogar med höga naturvärden där det under låg tid kontinuerligt funnits inslag av grova tallågor. För att på sikt hejda artens vikande trend behöver merparten av gräddporingens nu kända växtplatser undantas från skogsbruk. Gräddporing är typisk art för </w:t>
+      </w:r>
+      <w:r>
+        <w:rPr>
+          <w:i/>
+        </w:rPr>
+        <w:t>9010 Taiga</w:t>
+      </w:r>
+      <w:r>
+        <w:t xml:space="preserve"> (SLU Artdatabanken, 2024; Nitare &amp; Skogsstyrelsen, 2019).</w:t>
       </w:r>
     </w:p>
     <w:p>
@@ -289,10 +292,251 @@
         <w:rPr>
           <w:b/>
         </w:rPr>
-        <w:t>Spillkråka (NT, §4)</w:t>
-      </w:r>
-      <w:r>
-        <w:t xml:space="preserve"> är rödlistad som nära hotad och ingår i bilaga 1 i EU:s fågeldirektiv. Den minskar i population på grund av minskad tillgång på lämpliga bo- och födoträd och minskad födotillgång. Spillkråkans minskningstakt har uppgått till 19 (24-10) % under de senaste 15 åren. Minskningstakten för den svenska populationen bedöms vara nära gränsvärdet för Sårbar (VU) (A2bc). Skogsbruk med korta omloppstider och täta, homogena ungskogar utgör det största hotet, (SLU Artdatabanken, 2023).</w:t>
+        <w:t>Gränsticka (VU)</w:t>
+      </w:r>
+      <w:r>
+        <w:t xml:space="preserve"> är en mycket bra signalart inom hela sitt utbredningsområde. Den är huvudsakligen knuten till restbestånd av barrnaturskog och förekommer med ett tydligt optimum i orörda eller måttligt påverkade gamla granskogar där det föreligger långvarig kontinuitet av grov död ved. Den totala populationen bedöms ha minskat och fortsätter att minska i takt med att grankontinuitetsskogar (äldre tidigare icke kalavverkade skogar) minskar i areal. Minskningstakten överstiger gränsvärdet för sårbar (VU). Lokaler som hyser arten bör undantas från skogsbruk, speciellt i mellersta och södra Sverige. Gränsticka är typisk art för </w:t>
+      </w:r>
+      <w:r>
+        <w:rPr>
+          <w:i/>
+        </w:rPr>
+        <w:t>9010 Taiga</w:t>
+      </w:r>
+      <w:r>
+        <w:t xml:space="preserve"> (SLU Artdatabanken, 2026; Nitare &amp; Skogsstyrelsen, 2019).</w:t>
+      </w:r>
+    </w:p>
+    <w:p>
+      <w:r>
+        <w:rPr>
+          <w:b/>
+        </w:rPr>
+        <w:t xml:space="preserve">Skrovlig taggsvamp (VU) </w:t>
+      </w:r>
+      <w:r>
+        <w:t>bildar mykorrhiza med tall i äldre tallskog, framför allt på tallhed. Den växer huvudsakligen i äldre barrskog som hotas av slutavverkning. Genom att äldre barrskogar och naturskogar blir allt sällsyntare, missgynnas arten av skogsbruk. Arten ingår i ett åtgärdsprogram för hotade arter (ÅGP) och en långsiktig tillgång till svampens värdträd behöver säkras genom att växtplatserna undantas från avverkning. Skrovlig taggsvamp är globalt rödlistad som nära hotad (NT) vilket innebär att Sverige har ett internationellt ansvar för arten (IUCN, 2025; SLU Artdatabanken, 2026; Nitare, 2006).</w:t>
+      </w:r>
+    </w:p>
+    <w:p>
+      <w:r>
+        <w:rPr>
+          <w:b/>
+        </w:rPr>
+        <w:t>Smalfotad taggsvamp (VU)</w:t>
+      </w:r>
+      <w:r>
+        <w:t>, rödlistad som sårbar, växer på marken under lågor eller fallna stubbar i brandpräglad torr tallskog med lång kontinuitet. Arten är starkt associerad till kolad ved från tallar som sannolikt varit med om flera historiska skogsbränder. Detta är en process som kan ta många hundra år och det tar således mycket lång tid att återskapa lämpliga substrat. Smalfotad taggsvamp är placerad i toppen av Skogsstyrelsens värdepyramid för bedömning av skog med höga naturvärden samt globalt rödlistad som sårbar (VU) vilket innebär att Sverige har ett internationellt ansvar för arten (IUCN Redlist, 2024; Nitare &amp; Skogsstyrelsen, 2019; SLU Artdatabanken, 2024).</w:t>
+      </w:r>
+    </w:p>
+    <w:p>
+      <w:r>
+        <w:rPr>
+          <w:b/>
+        </w:rPr>
+        <w:t>Tallstocksticka (VU)</w:t>
+      </w:r>
+      <w:r>
+        <w:t xml:space="preserve"> växer på gammal hård och grånad ved som under lång tid legat exponerad, främst barklösa grova lågor av tall i öppna, torra och solvarma miljöer. Arten är placerad högst upp i Skogsstyrelsens värdepyramid för bedömning av skog med höga naturvärden och signalerar glesa tallnaturskogar med permanent inslag av grov, solexponerad och torr barrved (Nitare &amp; Skogsstyrelsen, 2019).</w:t>
+      </w:r>
+    </w:p>
+    <w:p>
+      <w:r>
+        <w:rPr>
+          <w:b/>
+        </w:rPr>
+        <w:t>Tornseglare (VU, §4)</w:t>
+      </w:r>
+      <w:r>
+        <w:t xml:space="preserve"> har minskat med 40 (30–50) % under de senaste 24 åren och minskningstakten överstiger gränsvärdet för sårbar (VU). Tornseglaren är en typisk hålhäckare som numera huvudsakligen är knuten till mänsklig bebyggelse. En mindre andel av beståndet häckar i mer ursprungliga miljöer, i första hand i gamla hackspetthål (främst spillkråkehål) och andra typer av håligheter i träd, men även i klippskrevor. I de inre delarna av de två nordligaste länen (Lappland) häckar den huvudsakligen i ren skogsmiljö, framförallt i gammal gles tallskog. För de tornseglare som häckar i träd i Norrlands inland har situationen sannolikt försämrats till följd av minskad mängd hålträd och av stora arealer tät produktionsskog. När arten förekommer i sluten skog handlar det ofta om skyddsvärda skogsmiljöer med äldre tallskog av naturskogskaraktär (SLU Artdatabanken, 2026; Skogsstyrelsen, 2016).</w:t>
+      </w:r>
+    </w:p>
+    <w:p>
+      <w:r>
+        <w:rPr>
+          <w:b/>
+        </w:rPr>
+        <w:t>Blanksvart spiklav (NT)</w:t>
+      </w:r>
+      <w:r>
+        <w:t xml:space="preserve"> förekommer på torr, hård, gammal kärnved men även på äldre ytved av tall i naturskogsartade bestånd med begränsad brandpåverkan och ostörd hydrologi. Skogsbruksåtgärder på eller i närheten av lokaler med blanksvart spiklav utgör ett hot. Naturskogsartade öppna tall- och barrblandskogar med blanksvart spiklav indikerar höga biologiska värden och bör bevaras (SLU Artdatabanken, 2024).</w:t>
+      </w:r>
+    </w:p>
+    <w:p>
+      <w:r>
+        <w:rPr>
+          <w:b/>
+        </w:rPr>
+        <w:t xml:space="preserve">Blå taggsvamp (NT) </w:t>
+      </w:r>
+      <w:r>
+        <w:t xml:space="preserve">är en karaktärsart i såväl örtrika kalkbarrskogar som i torra sandtallskogar där det föreligger gammal skog med långvarig trädkontinuitet. Är sällsynt och mycket kravfull i södra och mellersta Sverige. Den hotas främst av skogsavverkning och tycks försvinna efter slutavverkning, markberedning och plantering. I kalkgranskogar verkar arten vara mycket känslig. Granskogar med arten bör formellt skydddas. Blå taggsvamp (NT) är typisk art för </w:t>
+      </w:r>
+      <w:r>
+        <w:rPr>
+          <w:i/>
+        </w:rPr>
+        <w:t>9010 Taiga</w:t>
+      </w:r>
+      <w:r>
+        <w:t xml:space="preserve"> (SLU Artdatabanken, 2024; Nitare &amp; Skogsstyrelsen, 2019).</w:t>
+      </w:r>
+    </w:p>
+    <w:p>
+      <w:r>
+        <w:rPr>
+          <w:b/>
+        </w:rPr>
+        <w:t>Blågrå svartspik (NT)</w:t>
+      </w:r>
+      <w:r>
+        <w:t xml:space="preserve"> växer på torr, hård ved av gamla, solbelysta torrakor, högstubbar av tall och grova döda grenar på levande tallar i öppna bestånd av naturskogskaraktär. Nästan alltid rör det sig om tjärrika torrträd och högstubbar (töreved, keloträd) som kan vara en bra bit över hundra år, i vissa fall sannolikt hundratals år gamla. Skogsbruk är idag det allvarligaste hotet. Ett långsiktigt hot är att nybildningen av gamla torrakor och högstubbar är en långsam process vilken ofta är beroende av skogsbrand. Nytt substrat bildas numera sannolikt nästan inte alls då antalet naturliga skogsbränder har minskat drastiskt på grund av effektivare brandbekämpning. Döda träd som lämnas efter avverkning är inte lämpliga för arten, eftersom dessa träd inte varit utsatta för skogsbrand och bildat tjärrik ved. Skogsbruksåtgärder på eller i närheten av växtplatserna bör undvikas. Naturskogsartade skogar med förekomst av arten indikerar höga biologiska värden och bör bevaras. Blågrå svartspik har en mycket begränsad utbredning utanför de nordiska länderna varför dessa länder har ett speciellt ansvar för arten (SLU Artdatabanken, 2024).</w:t>
+      </w:r>
+    </w:p>
+    <w:p>
+      <w:r>
+        <w:rPr>
+          <w:b/>
+        </w:rPr>
+        <w:t>Dropptaggsvamp (NT)</w:t>
+      </w:r>
+      <w:r>
+        <w:t xml:space="preserve"> bildar mykorrhiza med tall, främst i barrskog med trädkontinuitet, i magra, torra och ljusöppna lavtallskogar och i barrblandskogar med friskmossor och lingon i fältskiktet. Den totala populationen i landet har minskat och bedöms fortsätta minska till följd av slutavverkningar av tallskog. Det är högst oklart om arten långsiktigt kan etablera och reproducera sig i skogsbestånd som brukas med trakthyggesmetoder, markberedning, gödsling eller föryngring med förädlat plantmaterial. Uppfyller kriterierna för att bli rödlistad på grund av ny kunskap som visar att en större andel av populationen än tidigare bedömt är knuten till kontinuitetsbarrskog. Minskningstakten för den svenska populationen bedöms vara nära gränsvärdet för Sårbar (VU). Dropptaggsvamp är typisk art för </w:t>
+      </w:r>
+      <w:r>
+        <w:rPr>
+          <w:i/>
+        </w:rPr>
+        <w:t xml:space="preserve">9010 Taiga </w:t>
+      </w:r>
+      <w:r>
+        <w:t>(SLU Artdatabanken, 2026).</w:t>
+      </w:r>
+    </w:p>
+    <w:p>
+      <w:r>
+        <w:rPr>
+          <w:b/>
+        </w:rPr>
+        <w:t>Dvärgbägarlav (NT)</w:t>
+      </w:r>
+      <w:r>
+        <w:t xml:space="preserve"> förekommer över hela Sverige på gammal hård ved, huvudsakligen på tall men i södra Sverige även på ek. Veden utgörs framförallt av grova stubbar, lågor och grenar. Substratet har blivit sällsyntare och nybildning av substrat sker bara i begränsad omfattning. Arten hotas av att grova lågor blir allt sällsyntare i dagens kulturskogar samt att nybildningen av lämpliga substrat går mycket långsamt. En riklig tillgång på gamla tall- eller eklågor måste säkerställas på artens lokaler. Dvärgbägarlav är typisk art för </w:t>
+      </w:r>
+      <w:r>
+        <w:rPr>
+          <w:i/>
+        </w:rPr>
+        <w:t>9010 Taiga</w:t>
+      </w:r>
+      <w:r>
+        <w:t xml:space="preserve"> (SLU Artdatabanken, 2024; Nitare &amp; Skogsstyrelsen, 2019).</w:t>
+      </w:r>
+    </w:p>
+    <w:p>
+      <w:r>
+        <w:rPr>
+          <w:b/>
+        </w:rPr>
+        <w:t xml:space="preserve">Hornvaxskinn (NT) </w:t>
+      </w:r>
+      <w:r>
+        <w:t>påträffas på gamla senvuxna, torra och hårda lågor i gamla naturskogsartade eller plockhuggna tallskogar i norra Sverige. Arten hotas av avverkning av naturskogsartade tallskogar och uttag av torrakor till timring av byggnader. Avverkning av naturskogsliknande tallskogar bör ej förekomma (SLU Artdatabanken, 2024).</w:t>
+      </w:r>
+    </w:p>
+    <w:p>
+      <w:r>
+        <w:rPr>
+          <w:b/>
+        </w:rPr>
+        <w:t>Kolflarnlav (NT)</w:t>
+      </w:r>
+      <w:r>
+        <w:t xml:space="preserve"> är brandberoende och växer nästan uteslutande på kolad hård kärnved av tall. Etableringen verkar ske först 100–300 år efter brand och nytt substrat nybildas i mycket begränsad omfattning. Avverkning av tallskog av naturskogskaraktär med spår av återkommande bränder är ett hot och mängden lämplig ved att växa på för arten minskar dels på grund av naturlig nedbrytning men framförallt på grund av att det förstörs i samband med slutavverkningar, gallringar och markberedning. Såväl kolflarnlav som mörk kolflarnlav har glänsande bålfjäll och förekommer främst i tall- och blandbarrskogar av naturskogskaraktär med spår av återkommande bränder. Skogar som dessa hyser höga biologiska värden och bör skyddas. Kolflarnlav är typisk art för </w:t>
+      </w:r>
+      <w:r>
+        <w:rPr>
+          <w:i/>
+        </w:rPr>
+        <w:t>9010 Taiga</w:t>
+      </w:r>
+      <w:r>
+        <w:t xml:space="preserve"> (SLU Artdatabanken, 2024).</w:t>
+      </w:r>
+    </w:p>
+    <w:p>
+      <w:r>
+        <w:rPr>
+          <w:b/>
+        </w:rPr>
+        <w:t>Kortskaftad ärgspik (NT)</w:t>
+      </w:r>
+      <w:r>
+        <w:t xml:space="preserve"> förekommer i barrträdsdominerade skogar och växer nästan uteslutande på tallved. Den föredrar gamla högstubbar i fuktig och halvöppen miljö, t.ex. i myrkanter, sumpskog och brandpräglad skog. Arten indikerar kontinuerlig tillgång till gamla högstubbar i kombination med hög och jämn luftfuktighet. Skogsbruk på lokaler med kortskaftad ärgspik utgör ett hot. På lång sikt bildas färre lämpliga substrat än vad som försvinner. Avverkning av barrträdsdominerade bestånd av naturskogskaraktär utgör ett långsiktigt hot. Naturskogsartade bestånd med riklig förekomst av gamla och grova tallhögstubbar bör undantas från skogsbruk (SLU Artdatabanken, 2024).</w:t>
+      </w:r>
+    </w:p>
+    <w:p>
+      <w:r>
+        <w:rPr>
+          <w:b/>
+        </w:rPr>
+        <w:t>Lavskrika (NT, §4)</w:t>
+      </w:r>
+      <w:r>
+        <w:t xml:space="preserve"> är rödlistad som nära hotad och fridlyst enligt 4§ artskyddsförordningen. Den har minskat med 20 (10–30) % under de senaste 15 åren och minskningstakten bedöms vara nära gränsvärdet för sårbar (VU). Lavskrikan är en mycket stationär fågel, som häckar i äldre, slutna och hänglavsrika barrskogar. Nyckelfaktorer är flerskiktad skog med rik undervegetation samt riklig förekomst av hänglavar. Reviren är livslånga med hemområden som varierar mellan 50 och 150 ha. Inom ett revir av hög kvalitet finns det som regel ett eller flera kärnområden (1–20 ha) med relativt tät flerskiktad granskog. Arten missgynnas när flerskiktad skog omförs till enskiktade bestånd och även röjning och hård gallring är starkt negativt. Lavskrikan har relativt stora hemområden och försvinner när den äldre skogen fragmenteras, särskilt allvarligt är när kärnområdena avverkas. Den försvinner successivt framför allt vid dess utbredningsgränser och populationen har minskat kontinuerligt under 2000-talet. Lavskrika är typisk art för </w:t>
+      </w:r>
+      <w:r>
+        <w:rPr>
+          <w:i/>
+        </w:rPr>
+        <w:t>9010 Taiga</w:t>
+      </w:r>
+      <w:r>
+        <w:t xml:space="preserve"> (SLU Artdatabanken, 2026; Skogsstyrelsen 2016).</w:t>
+      </w:r>
+    </w:p>
+    <w:p>
+      <w:r>
+        <w:rPr>
+          <w:b/>
+        </w:rPr>
+        <w:t>Mörk kolflarnlav (NT)</w:t>
+      </w:r>
+      <w:r>
+        <w:t xml:space="preserve"> är brandberoende och växer nästan uteslutande på kolad hård kärnved av tall. Arten förekommer främst i glesa, öppna tall- och blandbarrskogar av naturskogskaraktär och etableringen verkar ske sent efter brand, kanske först efter 100–300 år. Mörk kolflarnlav indikerar skog med höga naturvärden och vanligast är att den påträffas på rester av nedbrunna torrakor och högstubbar och lågstubbar som är så grova att hela innandömet är urbränt. Tall- och blandbarrskogar av naturskogskaraktär med spår av återkommande bränder hyser höga biologiska värden och bör skyddas (SLU Artdatabanken, 2024).</w:t>
+      </w:r>
+    </w:p>
+    <w:p>
+      <w:r>
+        <w:rPr>
+          <w:b/>
+        </w:rPr>
+        <w:t>Nordtagging (NT)</w:t>
+      </w:r>
+      <w:r>
+        <w:t xml:space="preserve"> växer främst på tallågor av grövre dimensioner och påträffas huvudsakligen i äldre skog som inte kalavverkats. Nordtaggingen missgynnas av att områden med äldre tallskog har minskat starkt. Bekämpning av skogsbränder, samtidigt som skogsbruket omvandlar naturligt glesa tallbestånd till likartade och betydligt tätare bestånd, har missgynnat arten. Bristen på gamla tallågor utgör på sikt ett allvarligt hot och återskapandet av lämpliga biotoper tar mycket lång tid. Områden med olikåldriga bestånd av tall och med stort inslag av äldre träd bör undantas från skoglig produktion (SLU Artdatabanken, 2024).</w:t>
+      </w:r>
+    </w:p>
+    <w:p>
+      <w:r>
+        <w:rPr>
+          <w:b/>
+        </w:rPr>
+        <w:t xml:space="preserve">Skarp dropptaggsvamp (NT) </w:t>
+      </w:r>
+      <w:r>
+        <w:t>bildar mykorrhiza med både gran och tall, främst i barrskogar med trädkontinuitet. Arten uppträder dels i näringsrik kalkbarrskog och dels i sur lavtallskog. Kalkbarrskogarna är ofta grandominerade, olikåldriga och skiktade på frisk mark med ett örtrikt vegetationsskikt. Lavtallskogarna är i regel magra, torra, ljusöppna och ofta brandpräglade. Den totala populationen i landet har minskat och bedöms fortsätta minska till följd av avverkning av äldre barrskogar. Arten har begränsad förmåga att återetablera sig efter slutavverkning eller andra storskaliga skogsbruksåtgärder. Det saknas indikationer på att arten långsiktigt kan etablera eller reproducera sig i skogsbestånd som brukas med metoder som trakthyggesbruk, markberedning, gödsling eller föryngring med förädlat plantmaterial. Minskningstakten för den svenska populationen bedöms vara nära gränsvärdet för Sårbar (VU) (SLU Artdatabanken, 2026).</w:t>
+      </w:r>
+    </w:p>
+    <w:p>
+      <w:r>
+        <w:rPr>
+          <w:b/>
+        </w:rPr>
+        <w:t xml:space="preserve">Talltaggsvamp (NT) </w:t>
+      </w:r>
+      <w:r>
+        <w:t>förekommer främst i tallnaturskogar eller tallskogar av kontinuitetsskogskaraktär där den bildar mykorrhiza med tall. Särskilt frekvent är den i sandtallskogar med inslag av gamla träd, t.ex. på grusåsar, stränder och sandhedar. Arten hotas främst av skogsavverkning och tycks försvinna efter slutavverkning, markberedning och plantering. Talltaggsvamp är globalt rödlistad som nära hotad (NT) vilket innebär att Sverige har ett internationellt ansvar för arten (IUCN, 2025; SLU Artdatabanken, 2024).</w:t>
       </w:r>
     </w:p>
     <w:p>
@@ -303,7 +547,7 @@
         <w:t>Talltita (NT, §4)</w:t>
       </w:r>
       <w:r>
-        <w:t>, rödlistad som nära hotad och prioriterad art i Skogsvårdslagen har häckningsrevir i anmälan.  Arten har minskat kraftigt de senaste 30 åren och minskningstakten innevarande 10-årsperiod beräknas till 20 (10-30) %. Talltitan är synnerligen trogen sitt cirka 15 hektar stora revir och är beroende av flerskiktade olikåldriga skogar för att kunna föda upp sina ungar. Talltitan försvinner om dess livsmiljö kalavverkas (Eggers &amp; Low (2014); Ekman (1979); Griesser et al (2007); Klein (2020); Siffczyk et al (2003); SLU Artdatabanken (2021).</w:t>
+        <w:t>, rödlistad som nära hotad och prioriterad art i Skogsvårdslagen, har häckningsrevir i anmälan. Arten har minskat kraftigt de senaste 30 åren och minskningstakten innevarande 10-årsperiod beräknas till 20 (10–30) %. Talltitan är synnerligen trogen sitt cirka 15 hektar stora revir och är beroende av flerskiktade olikåldriga skogar för att kunna föda upp sina ungar. Talltitan försvinner om dess livsmiljö kalavverkas (Eggers &amp; Low, 2014; Ekman, 1979; Griesser et al, 2007; Klein, 2020; Siffczyk et al, 2003; SLU Artdatabanken, 2021).</w:t>
       </w:r>
     </w:p>
     <w:p>
@@ -314,12 +558,214 @@
         <w:t>Tretåig hackspett (NT, §4)</w:t>
       </w:r>
       <w:r>
-        <w:t xml:space="preserve"> är rödlistad som nära hotad och ingår i bilaga 1 i EU:s fågeldirektiv. Tretåig hackspett är för sin överlevnad beroende av kontinuerlig tillförsel av äldre döende och död ved, som sker genom naturliga självgallringsprocesser i äldre grannaturskogar och barrblandade naturskogar. Om en skog genom skogsbruk gallras eller glesas ur så upphör och uteblir i stort sett den naturliga självgallringsprocessen för mycket lång tid framöver vilket omöjliggör upprätthållandet av den kontinuerliga ekologiska funktionen i ett område. Det finns studier som visar att naturskogens självgallringsprocess som den tretåiga hackspetten är beroende av, inte kan ersättas med efterlämnad hänsyn i skogsbruket (Imbeau &amp; Desrochers, 2002). Storleken på häckningsreviret varierar med skogstypen, förekomsten av död ved och graden av fragmentering, men är i allmänhet i storleksordningen 25–100 hektar. Vintertid krävs ofta betydligt större områden och det finns studier som antyder att arten behöver minst 100 hektar äldre skog. I områden med låg bonitet kan det behövas över 200 hektar lämpligt habitat för att ett par ska kunna reproducera sig (Skogsstyrelsen, 2016).</w:t>
+        <w:t xml:space="preserve"> är rödlistad som nära hotad och ingår i bilaga 1 i EU:s fågeldirektiv. Tretåig hackspett är för sin överlevnad beroende av kontinuerlig tillförsel av äldre döende och död ved, som sker genom naturliga självgallringsprocesser i äldre grannaturskogar och barrblandade naturskogar. Om en skog genom skogsbruk gallras eller glesas ur så upphör och uteblir i stort sett den naturliga självgallringsprocessen för mycket lång tid framöver vilket omöjliggör upprätthållandet av den kontinuerliga ekologiska funktionen i ett område. Det finns studier som visar att naturskogens självgallringsprocess som den tretåiga hackspetten är beroende av, inte kan ersättas med efterlämnad hänsyn i skogsbruket (Imbeau &amp; Desrochers, 2002). Storleken på häckningsreviret varierar med skogstypen, förekomsten av död ved och graden av fragmentering, men är i allmänhet i storleksordningen 25–100 hektar. Vintertid krävs ofta betydligt större områden och det finns studier som antyder att arten behöver minst 100 hektar äldre skog. I områden med låg bonitet kan det behövas över 200 hektar lämpligt habitat för att ett par ska kunna reproducera sig. Områden med dokumenterad permanent förekomst i naturskogsmiljöer har vanligen så stora naturvärden att skogsbruk är olämpligt. Tretåig hackspett är typisk art för </w:t>
+      </w:r>
+      <w:r>
+        <w:rPr>
+          <w:i/>
+        </w:rPr>
+        <w:t xml:space="preserve">9010 Taiga, 9740 Skogsbevuxen myr, 9030 Landhöjningsskog </w:t>
+      </w:r>
+      <w:r>
+        <w:t xml:space="preserve">och </w:t>
+      </w:r>
+      <w:r>
+        <w:rPr>
+          <w:i/>
+        </w:rPr>
+        <w:t>9040 Fjällbjörkskog</w:t>
+      </w:r>
+      <w:r>
+        <w:t xml:space="preserve"> (Skogsstyrelsen, 2016; SLU Artdatabanken, 2024).</w:t>
       </w:r>
     </w:p>
     <w:p>
       <w:r>
-        <w:t>I BILAGA 1 finns mer detaljerad information om ekologi samt krav på livsmiljö hos fridlysta arter.</w:t>
+        <w:rPr>
+          <w:b/>
+        </w:rPr>
+        <w:t xml:space="preserve">Vaddporing (NT) </w:t>
+      </w:r>
+      <w:r>
+        <w:t>är en brunrötande vednedbrytare som hittas på undersidan av liggande murken tallved i olika former. Substratet utgörs framför allt av den typ av hård, kådimpregnerad och ofta kolad tallved som skapas i brandpräglad skog. Vedtypen nybildas i mycket liten omfattning och det är sannolikt att arten upplever en utdöendeskuld. För att garantera artens fortlevnad bör man både säkra att artens växtplatser hålls intakta samt att långsiktigt säkerställa att ny ved tillkommer, allra helst i omedelbar anslutning till artens växtplatser. Skoglig gallring och annat uttag av virke innebär ett hot mot arten (SLU Artdatabanken, 2024).</w:t>
+      </w:r>
+    </w:p>
+    <w:p>
+      <w:r>
+        <w:rPr>
+          <w:b/>
+        </w:rPr>
+        <w:t>Vedflamlav (NT)</w:t>
+      </w:r>
+      <w:r>
+        <w:t xml:space="preserve"> växer på gammal hård och torr, exponerad kärnved av tall, främst på högstubbar i ljusöppna lägen, t.ex. vid och på myrar, sjökanter, i glesa hällmarkskogar och i brandpräglade tallnaturskogar. Substratet nyskapas i begränsad omfattning och arten är en utmärkt indikator på höga naturvärden i denna skogstyp. Tall- och barrblandskogar med naturskogskaraktär och spår av bränder har ofta höga biologiska värden och bör skyddas. På vedflamlavens bål kan den sällsynta spiklaven/parasiten </w:t>
+      </w:r>
+      <w:r>
+        <w:rPr>
+          <w:i/>
+        </w:rPr>
+        <w:t>Calicium ramboldiicola</w:t>
+      </w:r>
+      <w:r>
+        <w:t xml:space="preserve"> (VU) påträffas (SLU Artdatabanken, 2026).</w:t>
+      </w:r>
+    </w:p>
+    <w:p>
+      <w:r>
+        <w:rPr>
+          <w:b/>
+        </w:rPr>
+        <w:t>Vedskivlav (NT)</w:t>
+      </w:r>
+      <w:r>
+        <w:t xml:space="preserve"> växer på gammal, torr, exponerad, hård kärnved av framförallt tall i naturskogsartade bestånd. Avverkning av tallskog av naturskogskaraktär med spår av återkommande bränder är ett hot. Mängden lämplig ved att växa på för vedskivlav minskar, dels på grund av naturlig nedbrytning men framförallt på grund av att de förstörs i samband med slutavverkningar, gallringar och markberedning. Tall- och blandbarrskogar av naturskogskaraktär med spår av återkommande bränder bör skyddas. Vedskivlav är typisk art för </w:t>
+      </w:r>
+      <w:r>
+        <w:rPr>
+          <w:i/>
+        </w:rPr>
+        <w:t>9010 Taiga</w:t>
+      </w:r>
+      <w:r>
+        <w:t xml:space="preserve"> (SLU Artdatabanken, 2024).</w:t>
+      </w:r>
+    </w:p>
+    <w:p>
+      <w:r>
+        <w:rPr>
+          <w:b/>
+        </w:rPr>
+        <w:t xml:space="preserve">Vedtrappmossa (NT) </w:t>
+      </w:r>
+      <w:r>
+        <w:t xml:space="preserve">växer på död ved, främst i gammal granskog. Den förekommer knappast alls i fjällnära barrskogar utan finns i skogslandskapet nedom fjällen och framför allt i landets södra delar är den en mycket bra signalart för barrnaturskog med höga naturvärden. Skogsavverkning och brist på grov död ved i skogen är de allvarligaste hoten och den överlever inte kalhyggesbruk. Lokaler med sluten granskog, tillräckligt stora för att säkerställa ett kontinuerligt tillskott på grova lågor, bör undantas från storskaligt skogsbruk. Vedtrappmossa är typisk art för </w:t>
+      </w:r>
+      <w:r>
+        <w:rPr>
+          <w:i/>
+        </w:rPr>
+        <w:t>9010 Taiga</w:t>
+      </w:r>
+      <w:r>
+        <w:t xml:space="preserve"> (SLU Artdatabanken, 2024).</w:t>
+      </w:r>
+    </w:p>
+    <w:p>
+      <w:r>
+        <w:rPr>
+          <w:b/>
+        </w:rPr>
+        <w:t>Vitplätt (NT)</w:t>
+      </w:r>
+      <w:r>
+        <w:t xml:space="preserve"> är en nedbrytare av död, hård och torr tallved och orsakar brunröta. Den förekommer mest i äldre, naturskogsliknande tallskog eller blandskog med äldre tall. Arten hotas av avverkning av gammal, senvuxen tall. I södra Sverige råder brist på lämpliga habitat och arten kan inte längre sprida sig utanför sina få kända växtplatser. Lokaler med gammal tall bör undantas från skogsbruk, i synnerhet i södra Sverige (SLU Artdatabanken, 2024).</w:t>
+      </w:r>
+    </w:p>
+    <w:p>
+      <w:r>
+        <w:rPr>
+          <w:b/>
+        </w:rPr>
+        <w:t>Plattlummer (§9)</w:t>
+      </w:r>
+      <w:r>
+        <w:t xml:space="preserve"> växer främst i ljusöppna sandtallskogar eller annan gles, torr och brandpräglad hedbarrskog. Den är mest frekvent i olika typer av naturskogar och kontinuitetsskogar och missgynnas markant av slutavverkning och maskinell markberedning. Söder ut i landet förekommer de närstående arterna cypresslummer (EN, §8) och mellanlummer (NT, §9), vilka båda omfattas av EU:s art- och habitatdirektiv. Plattlummer är typisk art för </w:t>
+      </w:r>
+      <w:r>
+        <w:rPr>
+          <w:i/>
+        </w:rPr>
+        <w:t xml:space="preserve">9010 Taiga </w:t>
+      </w:r>
+      <w:r>
+        <w:t>och</w:t>
+      </w:r>
+      <w:r>
+        <w:rPr>
+          <w:i/>
+        </w:rPr>
+        <w:t xml:space="preserve"> 2320 Rissandhedar </w:t>
+      </w:r>
+      <w:r>
+        <w:t>(Nitare &amp; Skogsstyrelsen, 2019; SLU Artdatabanken, 2026).</w:t>
+      </w:r>
+    </w:p>
+    <w:p>
+      <w:r>
+        <w:rPr>
+          <w:b/>
+        </w:rPr>
+        <w:t xml:space="preserve">Vedticka </w:t>
+      </w:r>
+      <w:r>
+        <w:t xml:space="preserve">är en bra signalart söder om den naturliga norrlandsgränsen. Den är huvudsakligen knuten till äldre barrskogar där det föreligger långvarig kontinuitet av död barrved. Vedticka är typisk art för </w:t>
+      </w:r>
+      <w:r>
+        <w:rPr>
+          <w:i/>
+        </w:rPr>
+        <w:t xml:space="preserve">9010 Taiga </w:t>
+      </w:r>
+      <w:r>
+        <w:t>(Nitare &amp; Skogsstyrelsen, 2019; SLU Artdatabanken, 2025).</w:t>
+      </w:r>
+    </w:p>
+    <w:p>
+      <w:r>
+        <w:rPr>
+          <w:b/>
+        </w:rPr>
+        <w:t>Järpe (§4)</w:t>
+      </w:r>
+      <w:r>
+        <w:t xml:space="preserve">, som är upptagen i bilaga 1 och 2 EU:s fågeldirektiv, är mycket stationär inom sitt revir som är minst 25 hektar stort. Livsmiljöerna utgörs av tät barrskog med inblandning av lövträd och en väl utvecklad flerskiktad struktur med bärris och yngre eller undertryckta, täta granar i ett lägre skikt, ofta utmed bäckar och åar inne i den skyddande granskogen. Den överlever inte om dess livsmiljö kalavverkas och är även känslig för röjning, gallring och avverkning där unga granar och lövträd inte sparas i tillräcklig omfattning. Arten finns i sammanhängande grandominerad skog över hela Sverige men förekomsterna är betydligt glesare i Götaland än i övriga landet. Järpe är typisk art för </w:t>
+      </w:r>
+      <w:r>
+        <w:rPr>
+          <w:i/>
+        </w:rPr>
+        <w:t xml:space="preserve">9010 Taiga, 9080 Lövsumpskog </w:t>
+      </w:r>
+      <w:r>
+        <w:t xml:space="preserve">och </w:t>
+      </w:r>
+      <w:r>
+        <w:rPr>
+          <w:i/>
+        </w:rPr>
+        <w:t xml:space="preserve">9740 Skogsbevuxen myr </w:t>
+      </w:r>
+      <w:r>
+        <w:t>(SLU Artdatabanken, 2026).</w:t>
+      </w:r>
+    </w:p>
+    <w:p>
+      <w:r>
+        <w:rPr>
+          <w:b/>
+        </w:rPr>
+        <w:t>Spillkråka (§4)</w:t>
+      </w:r>
+      <w:r>
+        <w:t xml:space="preserve"> omfattas av bilaga 1 i EU:s fågeldirektiv och är typisk art för </w:t>
+      </w:r>
+      <w:r>
+        <w:rPr>
+          <w:i/>
+        </w:rPr>
+        <w:t xml:space="preserve">9010 Taiga </w:t>
+      </w:r>
+      <w:r>
+        <w:t>och</w:t>
+      </w:r>
+      <w:r>
+        <w:rPr>
+          <w:i/>
+        </w:rPr>
+        <w:t xml:space="preserve"> 9740 Skogsbevuxen myr</w:t>
+      </w:r>
+      <w:r>
+        <w:t>. Den behöver grova träd, främst tall, asp och bok som boträd. Skogsbruk med korta omloppstider och täta, homogena ungskogar utgör det största hotet. Spillkråka är en nyckelart i skogliga miljöer vars övergivna bohål utnyttjas av flera andra hålhäckande fågelarter och fladdermöss, däribland pärluggla (EN, §4), knipa (§4), salskrake (§4) och skogsduva (§4). Hökuggla (VU, §4) och slaguggla (§4) häckar ofta i högstubbar som brutits av i höjd med ett gammalt spillkråkebo (SLU Artdatabanken, 2026; Skogsstyrelsen, 2016).</w:t>
       </w:r>
     </w:p>
     <w:p>
@@ -436,7 +882,7 @@
         <w:rPr>
           <w:i/>
         </w:rPr>
-        <w:t>I det avverkningsanmälda skogsområdet har 30 rödlistade arter och signalarter påträffats. Detta ska jämföras med Skogsstyrelsens uppföljning 2017 av nyckelbiotoper som visade att man i genomsnitt hittar 20,6 olika rödlistade arter och signalarter i en nyckelbiotop (Wijk, S. 2017. Biologisk mångfald i nyckelbiotoper – Resultat från inventeringen ”Uppföljning biologisk mångfald” 2009-2015. Rapport 4/2017 Skogsstyrelsen, Jönköping).</w:t>
+        <w:t>I det avverkningsanmälda skogsområdet har 30 rödlistade arter och signalarter påträffats. Detta ska jämföras med Skogsstyrelsens uppföljning 2017 av nyckelbiotoper som visade att man i genomsnitt hittar 20,6 olika rödlistade arter och signalarter i en nyckelbiotop (Wijk, S. 2017. Biologisk mångfald i nyckelbiotoper – Resultat från inventeringen “Uppföljning biologisk mångfald” 2009–2015. Rapport 4/2017 Skogsstyrelsen, Jönköping).</w:t>
       </w:r>
     </w:p>
     <w:p>
@@ -465,7 +911,7 @@
         <w:rPr>
           <w:i/>
         </w:rPr>
-        <w:t>I det avverkningsanmälda skogsområdet har 32 naturvårdsarter varav 25 rödlistade arter sina livsmiljöer och växtplatser.</w:t>
+        <w:t>I det avverkningsanmälda skogsområdet har 32 naturvårdsarter varav 27 rödlistade arter sina livsmiljöer och växtplatser.</w:t>
       </w:r>
     </w:p>
     <w:p>
@@ -497,7 +943,7 @@
     </w:p>
     <w:p>
       <w:r>
-        <w:t xml:space="preserve">Som ”Chain of Custody”-certifierad organisation är skogsbolaget bunden av de fastställda reglerna i Del 1 Punkt 1 c) i Policy för organisationer associerade med FSC (FSC-POL-01-004 V2-0 EN + SVE version 2012-03-02): </w:t>
+        <w:t xml:space="preserve">Som “Chain of Custody”-certifierad organisation är skogsbolaget bunden av de fastställda reglerna i Del 1 Punkt 1 c) i Policy för organisationer associerade med FSC (FSC-POL-01-004 V2-0 EN + SVE version 2012-03-02): </w:t>
       </w:r>
     </w:p>
     <w:p>
@@ -662,7 +1108,7 @@
         <w:pStyle w:val="Title"/>
       </w:pPr>
       <w:r>
-        <w:t>BILAGA 1 - Fridlysta arter</w:t>
+        <w:t>BILAGA 1 – Fridlysta arter</w:t>
       </w:r>
     </w:p>
     <w:p>
@@ -670,12 +1116,49 @@
         <w:pStyle w:val="Heading1"/>
       </w:pPr>
       <w:r>
-        <w:t>Järpe – ekologi samt krav på livsmiljön</w:t>
+        <w:t>Lavskrika – ekologi samt krav på livsmiljön</w:t>
       </w:r>
     </w:p>
     <w:p>
       <w:r>
-        <w:t>Järpe är rödlistad som nära hotad (NT), fridlyst enligt 4§ Artskyddsförordningen och prioriterad art i Skogsvårdslagen. Järpen, som minskat med 25 (10 - 40) % under de senaste 12 åren, har sina livsmiljöer i tät barrskog med inblandning av lövträd och en väl utvecklad flerskiktad struktur med bärris och yngre eller undertryckta, täta granar i ett lägre skikt, ofta utmed bäckar och åar inne i den skyddande granskogen. Arten behöver lämpliga skogsbestånd om sammanlagt minst 25 hektar. Den är mycket stationär inom sitt revir och när ett par etablerat sig stannar de så länge miljön är intakt. Den undviker öppen mark och förﬂyttar sig sällan över större öppna myrar eller åkermark, och är därför känslig för fragmentering. Järpen överlever inte om dess livsmiljö kalavverkas och är även känslig för röjning, gallring och avverkning där unga granar och lövträd inte sparas i tillräcklig omfattning (SLU Artdatabanken, 2022).</w:t>
+        <w:t>Lavskrika är rödlistad som nära hotad (NT), fridlyst enligt 4 § artskyddsförordningen (2007:845) och ingår i förteckningen över prioriterade arter i Skogsstyrelsens föreskrifter och allmänna råd (SKSFS 2011:7) bilaga 4. Lavskrikan är en mycket stationär fågel, som häckar i äldre, slutna och hänglavsrika barrskogar. Nyckelfaktorer är flerskiktad skog med rik undervegetation samt riklig förekomst av hänglavar (SLU Artdatabanken, 2026).</w:t>
+      </w:r>
+    </w:p>
+    <w:p>
+      <w:r>
+        <w:t xml:space="preserve">I Skogsstyrelsens vägledning för hänsyn till fåglar står bland annat att: </w:t>
+      </w:r>
+      <w:r>
+        <w:rPr>
+          <w:i/>
+        </w:rPr>
+        <w:t>“Reviren är livslånga med hemområden som varierar mellan 50 och 150 ha. Hemområdena har inga fasta gränser utan det handlar mera om de yttre gränserna för familjegruppernas rörelser. Lavskrikan undviker att förflytta sig över stora öppna områden och hemområdesstorleken är därför större i områden fragmenterade av hyggen och yngre skog än i områden med i sammanhängande äldre skog. Det finns studier som antyder att det inom ett revir bör finnas maximalt 15 % öppna ytor och ungskog. Inom ett revir av hög kvalitet finns det som regel ett eller flera kärnområden (1–20 ha) med relativt tät flerskiktad granskog.”</w:t>
+      </w:r>
+      <w:r>
+        <w:t xml:space="preserve"> Vidare att: </w:t>
+      </w:r>
+      <w:r>
+        <w:rPr>
+          <w:i/>
+        </w:rPr>
+        <w:t>“Arten missgynnas när flerskiktad skog omförs till enskiktade bestånd. Även skogsskötsel med återkommande röjning och hård gallring är starkt negativt. Lavskrikan har relativt stora hemområden och försvinner när den äldre skogen fragmenteras, särskilt allvarligt är när kärnområdena avverkas.”</w:t>
+      </w:r>
+      <w:r>
+        <w:t xml:space="preserve"> (Skogsstyrelsen 2016).</w:t>
+      </w:r>
+    </w:p>
+    <w:p>
+      <w:r>
+        <w:t xml:space="preserve">Populationen har minskat med 20 (10–30) % under de senaste 15 åren och minskningstakten bedöms vara nära gränsvärdet för sårbar (VU). Arten försvinner successivt framför allt vid dess utbredningsgränser och populationen har minskat kontinuerligt under 2000-talet. Lavskrika är typisk art för </w:t>
+      </w:r>
+      <w:r>
+        <w:rPr>
+          <w:i/>
+        </w:rPr>
+        <w:t>9010 Taiga</w:t>
+      </w:r>
+      <w:r>
+        <w:t xml:space="preserve"> (SLU Artdatabanken, 2026).</w:t>
       </w:r>
     </w:p>
     <w:p>
@@ -683,12 +1166,26 @@
         <w:pStyle w:val="Heading2"/>
       </w:pPr>
       <w:r>
-        <w:t>Referenser - järpe</w:t>
+        <w:t>Referenser – lavskrika</w:t>
       </w:r>
     </w:p>
     <w:p>
       <w:r>
-        <w:t xml:space="preserve">SLU Artdatabanken, 2022. </w:t>
+        <w:t xml:space="preserve">Skogsstyrelsen, 2016. </w:t>
+      </w:r>
+      <w:r>
+        <w:rPr>
+          <w:i/>
+        </w:rPr>
+        <w:t xml:space="preserve">Vägledning för hänsyn till fåglar – lavskrika. </w:t>
+      </w:r>
+      <w:r>
+        <w:t>https://www.skogsstyrelsen.se/globalassets/lag-och-tillsyn/artskydd/vagledningar-for-hansyn-till-faglar/lavskrika-vagledning-hansyn.pdf</w:t>
+      </w:r>
+    </w:p>
+    <w:p>
+      <w:r>
+        <w:t xml:space="preserve">SLU Artdatabanken, 2026. </w:t>
       </w:r>
       <w:r>
         <w:rPr>
@@ -705,12 +1202,27 @@
         <w:pStyle w:val="Heading1"/>
       </w:pPr>
       <w:r>
-        <w:t>Spillkråka – ekologi samt krav på livsmiljön</w:t>
+        <w:t>Talltita – ekologi samt krav på livsmiljön</w:t>
       </w:r>
     </w:p>
     <w:p>
       <w:r>
-        <w:t>Spillkråka (NT) är rödlistad som nära hotad, fridlyst enligt §4 Artskyddsförordningen och ingår i bilaga 1 i EU:s fågeldirektiv. Spillkråka lever i både barr- och blandskog liksom i ren lövskog. De tätaste populationerna tenderar att finnas i äldre, variationsrik blandskog med gott om död ved och gamla träd. Varje par utnyttjar 400-1 000 hektar skog beroende på skogens kvalitet. En minskning av populationen pågår på grund av minskad tillgång på lämpliga bo- och födoträd och minskad födotillgång. Spillkråkans minskningstakt har uppgått till 19 (24-10) % under de senaste 15 åren. Skogsbruk med korta omloppstider och täta, homogena ungskogar utgör det största hotet (Artdatabanken 2023).</w:t>
+        <w:t>Talltita är rödlistad som NT, fridlyst och prioriterad art i Skogsvårdslagen. Den omfattas av EU:s fågeldirektiv. Arten har minskat kraftigt de senaste 30 åren och minskningstakten innevarande 10-årsperiod beräknas till 20 (10–30) % (SLU Artdatabanken, 2022).</w:t>
+      </w:r>
+    </w:p>
+    <w:p>
+      <w:r>
+        <w:t>Talltita föredrar större sammanhängande barrskogar, och finns såväl i tallskog som granskog och i lövblandad barrskog. Skogens struktur är viktig och ska helst vara flerskiktad med riklig underväxt av mindre granar, björk och andra lövträd och buskar. Tillgång på murknande högstubbar är särskilt viktig, eftersom talltitan helst själv hackar ut sitt bohål (SLU Artdatabanken, 2022).</w:t>
+      </w:r>
+    </w:p>
+    <w:p>
+      <w:r>
+        <w:t>Det finns flera studier som visar att talltita är känslig för gallring och inte överlever när dess livsmiljö kalavverkas (Eggers and Low, 2014; Griesser et al., 2007; Klein, 2020). Talltitans revir är förhållandevis stora, 10–20 hektar och arten missgynnas när skogen fragmenteras. Kalavverkning av större delar av reviret innebär att det överges (Artdatabanken, 2021).</w:t>
+      </w:r>
+    </w:p>
+    <w:p>
+      <w:r>
+        <w:t>Talltitan är synnerligen trogen sitt revir så länge paret lever och biotopen förblir intakt. Paret stannar i sitt revir året om. En förlust av ett revir har därför en stor inverkan på den lokala populationen och trakthyggesbruket anses vara orsak till den svenska populationens kraftiga minskning. Talltiteparets revirtrohet innebär att närhelst under året man observerar en adult talltita så ingår denna plats i reviret (Siffczyk et al., 2003; Ekman, 1979).</w:t>
       </w:r>
     </w:p>
     <w:p>
@@ -718,7 +1230,77 @@
         <w:pStyle w:val="Heading2"/>
       </w:pPr>
       <w:r>
-        <w:t>Referenser - spillkråka</w:t>
+        <w:t>Referenser – talltita</w:t>
+      </w:r>
+    </w:p>
+    <w:p>
+      <w:r>
+        <w:t xml:space="preserve">Eggers, S., Low, M., 2014. </w:t>
+      </w:r>
+      <w:r>
+        <w:rPr>
+          <w:i/>
+        </w:rPr>
+        <w:t xml:space="preserve">Differential demographic responses of sympatric Parids to vegetation management in boreal forest. </w:t>
+      </w:r>
+      <w:r>
+        <w:t>For. Ecol. Manage. 319, 169–175.</w:t>
+      </w:r>
+    </w:p>
+    <w:p>
+      <w:r>
+        <w:t xml:space="preserve">Ekman, J., 1979. </w:t>
+      </w:r>
+      <w:r>
+        <w:rPr>
+          <w:i/>
+        </w:rPr>
+        <w:t xml:space="preserve">Coherence, composition and territories of winter social groups of the Willow Tit Parus montanus and the Crested Tit P. cristatus. </w:t>
+      </w:r>
+      <w:r>
+        <w:t>Ornis Scandinavica, 10, pp 56–68</w:t>
+      </w:r>
+    </w:p>
+    <w:p>
+      <w:r>
+        <w:t xml:space="preserve">Griesser, M., Nystrand, M., Eggers, S., Ekman, J., 2007. </w:t>
+      </w:r>
+      <w:r>
+        <w:rPr>
+          <w:i/>
+        </w:rPr>
+        <w:t xml:space="preserve">Impact of forestry practices on fitness correlates and population productivity in an open-nesting bird species. </w:t>
+      </w:r>
+      <w:r>
+        <w:t>Conserv. Biol. 21, 767–774. https://doi.org/10.1111/j.1523- 1739.2007.00675.x</w:t>
+      </w:r>
+    </w:p>
+    <w:p>
+      <w:r>
+        <w:t xml:space="preserve">Klein, J., 2020. </w:t>
+      </w:r>
+      <w:r>
+        <w:rPr>
+          <w:i/>
+        </w:rPr>
+        <w:t xml:space="preserve">The forgotten forest – On thinning, retention, and biodiversity in the boreal forest. </w:t>
+      </w:r>
+      <w:r>
+        <w:t>Doctoral Thesis No. 2020:50</w:t>
+      </w:r>
+    </w:p>
+    <w:p>
+      <w:r>
+        <w:t xml:space="preserve">Siffczyk, C., Brotons, L., Kangas, K., Orell, M., 2003. </w:t>
+      </w:r>
+      <w:r>
+        <w:rPr>
+          <w:i/>
+        </w:rPr>
+        <w:t xml:space="preserve">Home range size of willow tits. </w:t>
+      </w:r>
+      <w:r>
+        <w:t>Oecologica, 136, 635–642 (2003)</w:t>
       </w:r>
     </w:p>
     <w:p>
@@ -740,27 +1322,69 @@
         <w:pStyle w:val="Heading1"/>
       </w:pPr>
       <w:r>
-        <w:t>Talltita – ekologi samt krav på livsmiljön</w:t>
+        <w:t>Tretåig hackspett – ekologi samt krav på livsmiljön</w:t>
       </w:r>
     </w:p>
     <w:p>
       <w:r>
-        <w:t xml:space="preserve">Talltita är rödlistad som NT, fridlyst och prioriterad art i Skogsvårdslagen. Den omfattas av EU:s fågeldirektiv. Arten har minskat kraftigt de senaste 30 åren och minskningstakten innevarande 10-årsperiod beräknas till 20 (10-30) % (SLU Artdatabanken, 2022). </w:t>
+        <w:t xml:space="preserve">Tretåig hackspett (NT) är fridlyst enligt §4 Artskyddsförordningen och finns med som prioriterad art i Skogsstyrelsen vägledning för skogsbruket (bilaga 4 till SVL). I vägledningen står bland annat att: </w:t>
+      </w:r>
+      <w:r>
+        <w:rPr>
+          <w:i/>
+        </w:rPr>
+        <w:t xml:space="preserve">“Tretåig hackspett har stora arealkrav och höga krav på sin livsmiljö. Omdaningen av naturskogar till kulturskogar medför en förlust av viktiga miljöer, något som förstärks av ökad fragmentering till följd av avverkningar.” </w:t>
+      </w:r>
+      <w:r>
+        <w:t xml:space="preserve">Vidare att: </w:t>
+      </w:r>
+      <w:r>
+        <w:rPr>
+          <w:i/>
+        </w:rPr>
+        <w:t>“Områden med dokumenterad permanent förekomst i naturskogsmiljöer har vanligen så stora naturvärden att skogsbruk är olämpligt”</w:t>
+      </w:r>
+      <w:r>
+        <w:t xml:space="preserve"> (SLU Artdatabanken, 2024; Skogsstyrelsen, 2016)</w:t>
+      </w:r>
+      <w:r>
+        <w:rPr>
+          <w:i/>
+        </w:rPr>
+        <w:t>.</w:t>
       </w:r>
     </w:p>
     <w:p>
       <w:r>
-        <w:t>Talltita föredrar större sammanhängande barrskogar, och finns såväl i tallskog som granskog och i lövblandad barrskog. Skogens struktur är viktig och ska helst vara flerskiktad med riklig underväxt av mindre granar, björk och andra lövträd och buskar. Tillgång på murknande högstubbar är särskilt viktig, eftersom talltitan helst själv hackar ut sitt bohål (SLU Artdatabanken, 2022).</w:t>
+        <w:t>Tretåig hackspett är beroende av större sammanhängande naturskogar med kontinuerlig tillgång och nybildning av död ved och fragmentering av livsmiljöerna utgör ett stort hot mot arten (se exempelvis Stachura-Skierczynska et al., 2009; Wesolowski et al., 2005; Butler et al., 2004; Pakkala et al., 2002; Amcoff et al., 1996; Virkkala, 1991). Det finns studier som visar att naturskogens självgallringsprocess som den tretåiga hackspetten är beroende av, inte kan ersättas med efterlämnad hänsyn i skogsbruket (Imbeau &amp; Desrochers, 2002).</w:t>
       </w:r>
     </w:p>
     <w:p>
       <w:r>
-        <w:t>Det finns flera studier som visar att talltita är känslig för gallring och inte överlever när dess livsmiljö kalavverkas (Eggers and Low, 2014; Griesser et al., 2007; Klein, 2020). Talltitans revir är förhållandevis stora, 10–20 hektar och arten missgynnas när skogen fragmenteras. Kalavverkning av större delar av reviret innebär att det överges (Artdatabanken, 2021).</w:t>
+        <w:t>Permanenta revir av tretåig hackspett karaktäriseras ofta av artens typiska ringformigt ordnade hackmärken på framför allt gamla granar. För att säkerställa att inte revir av tretåig hackspett drabbas av avverkningsplanerna bör en inventering göras i området både under häckningstid och under vintern, då arten utnyttjar betydligt större områden än under sommarens häckningsrevir. Storleken på häckningsreviret varierar med skogstypen, förekomsten av död ved och graden av fragmentering, men är i allmänhet i storleksordningen 25–100 hektar (SLU Artdatabanken, 2024; Skogsstyrelsen, 2016).</w:t>
       </w:r>
     </w:p>
     <w:p>
       <w:r>
-        <w:t>Talltitan är synnerligen trogen sitt revir så länge paret lever och biotopen förblir intakt. Paret stannar i sitt revir året om. En förlust av ett revir har därför en stor inverkan på den lokala populationen och trakthyggesbruket anses vara orsak till den svenska populationens kraftiga minskning. Talltiteparets revirtrohet innebär att närhelst under året man observerar en adult talltita så ingår denna plats i reviret (Siffczyk et al., 2003; Ekman, 1979).</w:t>
+        <w:t xml:space="preserve">Förutom fridlysning enligt §4 Artskyddsförordningen är tretåig hackspett även förtecknad i EU:s fågeldirektiv bilaga 1. Den är typisk art för </w:t>
+      </w:r>
+      <w:r>
+        <w:rPr>
+          <w:i/>
+        </w:rPr>
+        <w:t xml:space="preserve">9010 Taiga, 9740 Skogsbevuxen myr, 9030 Landhöjningsskog </w:t>
+      </w:r>
+      <w:r>
+        <w:t xml:space="preserve">och </w:t>
+      </w:r>
+      <w:r>
+        <w:rPr>
+          <w:i/>
+        </w:rPr>
+        <w:t>9040 Fjällbjörkskog</w:t>
+      </w:r>
+      <w:r>
+        <w:t xml:space="preserve"> samt ingår i Natura 2000 och är förtecknad i Bernkonventionen bilaga II (strikt skyddade djurarter) (SLU Artdatabanken, 2024; Skogsstyrelsen, 2016).</w:t>
       </w:r>
     </w:p>
     <w:p>
@@ -768,82 +1392,79 @@
         <w:pStyle w:val="Heading2"/>
       </w:pPr>
       <w:r>
-        <w:t>Referenser - talltita</w:t>
+        <w:t>Referenser – tretåig hackspett</w:t>
       </w:r>
     </w:p>
     <w:p>
       <w:r>
-        <w:t xml:space="preserve">Eggers, S., Low, M., 2014. </w:t>
+        <w:t xml:space="preserve">Amcoff, M. &amp; Eriksson, P. 1996. </w:t>
       </w:r>
       <w:r>
         <w:rPr>
           <w:i/>
         </w:rPr>
-        <w:t xml:space="preserve">Differential demographic responses of sympatric Parids to vegetation management in boreal forest. </w:t>
-      </w:r>
-      <w:r>
-        <w:t xml:space="preserve">For. Ecol. Manage. 319, 169–175. </w:t>
+        <w:t xml:space="preserve">Förekomst av tretåig hackspett Picoides tridactylus på bestånds- och landskapsnivå. </w:t>
+      </w:r>
+      <w:r>
+        <w:t>Ornis Svecica 6: 107–119.</w:t>
       </w:r>
     </w:p>
     <w:p>
       <w:r>
-        <w:t xml:space="preserve">Ekman, J., 1979. </w:t>
+        <w:t xml:space="preserve">Butler, R., Angelstam, P., Ekelund, P. &amp; Schlaeffer, R. 2004. </w:t>
       </w:r>
       <w:r>
         <w:rPr>
           <w:i/>
         </w:rPr>
-        <w:t xml:space="preserve">Coherence, composition and territories of winter social groups of the Willow Tit Parus montanus and the Crested Tit P. cristatus. </w:t>
-      </w:r>
-      <w:r>
-        <w:t xml:space="preserve">Ornis Scandinavica, 10, pp 56-68 </w:t>
+        <w:t xml:space="preserve">Dead wood threshold values for the three-toed woodpecker presence in boreal and sub-Alpine forest. </w:t>
+      </w:r>
+      <w:r>
+        <w:t>Biological conservation 119(3): 305–318.</w:t>
       </w:r>
     </w:p>
     <w:p>
       <w:r>
-        <w:t xml:space="preserve">Griesser, M., Nystrand, M., Eggers, S., Ekman, J., 2007. </w:t>
+        <w:t xml:space="preserve">Imbeau, L. &amp; Desrochers, A. 2002. </w:t>
       </w:r>
       <w:r>
         <w:rPr>
           <w:i/>
         </w:rPr>
-        <w:t xml:space="preserve">Impact of forestry practices on fitness correlates and population productivity in an open-nesting bird species. </w:t>
-      </w:r>
-      <w:r>
-        <w:t xml:space="preserve">Conserv. Biol. 21, 767–774. https://doi.org/10.1111/j.1523- 1739.2007.00675.x </w:t>
+        <w:t xml:space="preserve">Foraging Ecology and Use of Drumming Trees by Three-Toed Woodpeckers. </w:t>
+      </w:r>
+      <w:r>
+        <w:t>The Journal of Wildlife Management. Vol. 66, No. 1 (Jan., 2002), pp. 222–231.</w:t>
       </w:r>
     </w:p>
     <w:p>
       <w:r>
-        <w:t xml:space="preserve">Klein, J., 2020. </w:t>
+        <w:t xml:space="preserve">Pakkala, T., Hanski, I. &amp; Tomppo, E. 2002. </w:t>
       </w:r>
       <w:r>
         <w:rPr>
           <w:i/>
         </w:rPr>
-        <w:t xml:space="preserve">The forgotten forest – On thinning, retention, and biodiversity in the boreal forest. </w:t>
-      </w:r>
-      <w:r>
-        <w:t>Doctoral Thesis No. 2020:50</w:t>
+        <w:t xml:space="preserve">Spatial ecology of the three-toed woodpecker in managed forest landscapes. </w:t>
+      </w:r>
+      <w:r>
+        <w:t>Silva Fennica 36(1): 279–288.</w:t>
       </w:r>
     </w:p>
     <w:p>
       <w:r>
-        <w:t xml:space="preserve">Siffczyk, C., Brotons, L., Kangas, K., Orell, M., 2003. </w:t>
+        <w:t xml:space="preserve">Skogsstyrelsen, 2016. </w:t>
       </w:r>
       <w:r>
         <w:rPr>
           <w:i/>
         </w:rPr>
-        <w:t xml:space="preserve">Home range size of willow tits. </w:t>
-      </w:r>
-      <w:r>
-        <w:t>Oecologica, 136, 635–642 (2003)</w:t>
+        <w:t>Vägledning för hänsyn till fåglar – Tretåig hackspett.</w:t>
       </w:r>
     </w:p>
     <w:p>
       <w:r>
-        <w:t xml:space="preserve">SLU Artdatabanken, 2021. </w:t>
+        <w:t xml:space="preserve">SLU Artdatabanken, 2024. </w:t>
       </w:r>
       <w:r>
         <w:rPr>
@@ -852,7 +1473,49 @@
         <w:t xml:space="preserve">Artfaktablad. Naturvård – artfakta. </w:t>
       </w:r>
       <w:r>
-        <w:t xml:space="preserve">SLU Artdatabanken, Uppsala </w:t>
+        <w:t>SLU Artdatabanken, Uppsala.</w:t>
+      </w:r>
+    </w:p>
+    <w:p>
+      <w:r>
+        <w:t xml:space="preserve">Stachura-Skierczynska, K., Tumiel, T. &amp; Skierczynski, M. 2009. </w:t>
+      </w:r>
+      <w:r>
+        <w:rPr>
+          <w:i/>
+        </w:rPr>
+        <w:t xml:space="preserve">Habitat prediction model for three-toed woodpecker and its implications for the conservation of biologically valuable forests. </w:t>
+      </w:r>
+      <w:r>
+        <w:t>Forest Ecology and Management 258(5): 697–703.</w:t>
+      </w:r>
+    </w:p>
+    <w:p>
+      <w:r>
+        <w:t xml:space="preserve">Virkkala, R. 1991. </w:t>
+      </w:r>
+      <w:r>
+        <w:rPr>
+          <w:i/>
+        </w:rPr>
+        <w:t xml:space="preserve">Population trends of forest birds in a Finnish Lapland landscape of large habitat blocks – Consequences of stochastic environmental variation or regional habitat alteration. </w:t>
+      </w:r>
+      <w:r>
+        <w:t>Biological conservation 56(2): 223–240.</w:t>
+      </w:r>
+    </w:p>
+    <w:p>
+      <w:r>
+        <w:t xml:space="preserve">Wesolowski, T., Czeszczewik, D. &amp; Rowinski, P. 2005. </w:t>
+      </w:r>
+      <w:r>
+        <w:rPr>
+          <w:i/>
+        </w:rPr>
+        <w:t xml:space="preserve">Effects of forest management on Three-toed Woodpecker Picoides tridactylus distribution in the Bialowieza Forest (NE Poland): conservation implications. </w:t>
+      </w:r>
+      <w:r>
+        <w:t>Acta Ornithologica 40(1): 53–60.</w:t>
       </w:r>
     </w:p>
     <w:p>
@@ -860,12 +1523,35 @@
         <w:pStyle w:val="Heading1"/>
       </w:pPr>
       <w:r>
-        <w:t>Tjäder – ekologi samt krav på livsmiljön</w:t>
+        <w:t>Järpe – ekologi samt krav på livsmiljön</w:t>
       </w:r>
     </w:p>
     <w:p>
       <w:r>
-        <w:t xml:space="preserve">Tjäder (§4) är en utpräglad skogsfågel knuten till större sammanhängande barrskogsområden. Tupparna och hönorna utnyttjar till viss del olika miljöer, och   habitatvalet varierar dessutom mellan olika delar av året. För att det ska finnas livskraftiga tjäderbestånd krävs funktionella skogslandskap med en blandning av uppvuxen, gles och luckig skog, täta sumpskogar, myrar och andra små våtmarker. Arten försvinner när skogen fragmenteras och den sammanlagda arealen hyggen och andra öppna områden blir för stor. Ett småskaligt och försiktigt virkesuttag genom hyggesfria metoder kan i vissa fall vara möjligt i området inom 200 m från lekcentrum. Längre ut från lekcentrum, inom 200–500 m bör den avverkade ytan inte överskrida 1 hektar för att undvika alltför stora och snabba förändringar. </w:t>
+        <w:t>Järpe är fridlyst enligt 4§ artskyddsförordningen och upptagen i bilaga 1 och 2 EU:s fågeldirektiv. Den finns i sammanhängande grandominerad skog över hela Sverige men förekomsterna är betydligt glesare i Götaland än i övriga landet. Järpen har sina livsmiljöer i tät barrskog med inblandning av lövträd och en väl utvecklad flerskiktad struktur med bärris och yngre eller undertryckta, täta granar i ett lägre skikt, ofta utmed bäckar och åar inne i den skyddande granskogen (SLU Artdatabanken, 2026).</w:t>
+      </w:r>
+    </w:p>
+    <w:p>
+      <w:r>
+        <w:t xml:space="preserve">Arten behöver lämpliga skogsbestånd om sammanlagt minst 25 hektar. Den är mycket stationär inom sitt revir och när ett par etablerat sig stannar de så länge miljön är intakt. Den undviker öppen mark och förﬂyttar sig sällan över större öppna myrar eller åkermark, och är därför känslig för fragmentering. Järpen överlever inte om dess livsmiljö kalavverkas och är även känslig för röjning, gallring och avverkning där unga granar och lövträd inte sparas i tillräcklig omfattning.  Järpe är typisk art för </w:t>
+      </w:r>
+      <w:r>
+        <w:rPr>
+          <w:i/>
+        </w:rPr>
+        <w:t>9010 Taiga, 9740 Skogsbevuxen myr</w:t>
+      </w:r>
+      <w:r>
+        <w:t xml:space="preserve"> och </w:t>
+      </w:r>
+      <w:r>
+        <w:rPr>
+          <w:i/>
+        </w:rPr>
+        <w:t>9080 Lövsumpskog</w:t>
+      </w:r>
+      <w:r>
+        <w:t xml:space="preserve"> (SLU Artdatabanken, 2026).</w:t>
       </w:r>
     </w:p>
     <w:p>
@@ -873,21 +1559,21 @@
         <w:pStyle w:val="Heading2"/>
       </w:pPr>
       <w:r>
-        <w:t>Referenser - tjäder</w:t>
+        <w:t>Referenser – järpe</w:t>
       </w:r>
     </w:p>
     <w:p>
       <w:r>
-        <w:t xml:space="preserve">Skogsstyrelsen, 2019. </w:t>
+        <w:t xml:space="preserve">SLU Artdatabanken, 2026. </w:t>
       </w:r>
       <w:r>
         <w:rPr>
           <w:i/>
         </w:rPr>
-        <w:t xml:space="preserve">Vägledning för hänsyn till fåglar – tjäder. </w:t>
-      </w:r>
-      <w:r>
-        <w:t>https://www.skogsstyrelsen.se/globalassets/lag-och-tillsyn/artskydd/vagledningar-for-hansyn-till-faglar/tjader-vagledning-hansyn2.pdf</w:t>
+        <w:t xml:space="preserve">Artfaktablad. Naturvård – artfakta. </w:t>
+      </w:r>
+      <w:r>
+        <w:t>SLU Artdatabanken, Uppsala</w:t>
       </w:r>
     </w:p>
     <w:p>
@@ -895,42 +1581,35 @@
         <w:pStyle w:val="Heading1"/>
       </w:pPr>
       <w:r>
-        <w:t>Tretåig hackspett – ekologi samt krav på livsmiljön</w:t>
+        <w:t>Spillkråka – ekologi samt krav på livsmiljön</w:t>
       </w:r>
     </w:p>
     <w:p>
       <w:r>
-        <w:t xml:space="preserve">Tretåig hackspett (NT) är fridlyst enligt §4 Artskyddsförordningen och finns med som prioriterad art i Skogsstyrelsen vägledning för skogsbruket (bilaga 4 till SVL). I vägledningen står bland annat att: </w:t>
+        <w:t xml:space="preserve">Spillkråka (§4) ingår i bilaga 1 EU:s fågeldirektiv och är typisk art för </w:t>
       </w:r>
       <w:r>
         <w:rPr>
           <w:i/>
         </w:rPr>
-        <w:t xml:space="preserve">“Tretåig hackspett har stora arealkrav och höga krav på sin livsmiljö. Omdaningen av naturskogar till kulturskogar medför en förlust av viktiga miljöer, något som förstärks av ökad fragmentering till följd av avverkningar.” </w:t>
-      </w:r>
-      <w:r>
-        <w:t xml:space="preserve">Vidare att: </w:t>
+        <w:t xml:space="preserve">9010 Taiga </w:t>
+      </w:r>
+      <w:r>
+        <w:t>och</w:t>
       </w:r>
       <w:r>
         <w:rPr>
           <w:i/>
         </w:rPr>
-        <w:t>“Områden med dokumenterad permanent förekomst i naturskogsmiljöer har vanligen så stora naturvärden att skogsbruk är olämpligt”.</w:t>
+        <w:t xml:space="preserve"> 9740 Skogsbevuxen myr</w:t>
+      </w:r>
+      <w:r>
+        <w:t>. Den lever i både barr- och blandskog liksom i ren lövskog. De tätaste populationerna tenderar att finnas i äldre, variationsrik blandskog med gott om död ved och gamla träd. Varje par utnyttjar 400–1000 hektar skog beroende på skogens kvalitet. Skogsbruk med korta omloppstider och täta, homogena ungskogar utgör det största hotet (SLU Artdatabanken, 2026).</w:t>
       </w:r>
     </w:p>
     <w:p>
       <w:r>
-        <w:t>Tretåig hackspett är beroende av större sammanhängande naturskogar med kontinuerlig tillgång och nybildning av död ved och fragmentering av livsmiljöerna utgör ett stort hot mot arten (se exempelvis Stachura-Skierczynska et al., 2009; Wesolowski et al., 2005; Butler et al., 2004; Pakkala et al., 2002; Amcoff et al., 1996; Virkkala, 1991). Det finns studier som visar att naturskogens självgallringsprocess som den tretåiga hackspetten är beroende av, inte kan ersättas med efterlämnad hänsyn i skogsbruket (Imbeau &amp; Desrochers, 2002).</w:t>
-      </w:r>
-    </w:p>
-    <w:p>
-      <w:r>
-        <w:t xml:space="preserve">Permanenta revir av tretåig hackspett karaktäriseras ofta av artens typiska ringformigt ordnade hackmärken på framför allt gamla granar. För att säkerställa att inte revir av tretåig hackspett drabbas av avverkningsplanerna bör en inventering göras i området både under häckningstid och under vintern, då arten utnyttjar betydligt större områden än under sommarens häckningsrevir. Storleken på häckningsreviret varierar med skogstypen, förekomsten av död ved och graden av fragmentering, men är i allmänhet i storleksordningen 25–100 hektar. </w:t>
-      </w:r>
-    </w:p>
-    <w:p>
-      <w:r>
-        <w:t>Förutom fridlysning enligt §4 Artskyddsförordningen är tretåig hackspett även förtecknad i EU:s fågeldirektiv bilaga 1. Den ingår också i Natura 2000 och är förtecknad i Bernkonventionen bilaga II (strikt skyddade djurarter).</w:t>
+        <w:t>Spillkråka är en nyckelart i skogliga miljöer vars övergivna bohål utnyttjas av flera andra hålhäckande fågelarter och fladdermöss, däribland pärluggla (EN, §4), knipa (§4), salskrake (§4) och skogsduva (§4). Hökuggla (VU, §4) och slaguggla (§4) häckar ofta i högstubbar som brutits av i höjd med ett gammalt spillkråkebo (Skogsstyrelsen, 2016).</w:t>
       </w:r>
     </w:p>
     <w:p>
@@ -938,119 +1617,35 @@
         <w:pStyle w:val="Heading2"/>
       </w:pPr>
       <w:r>
-        <w:t>Referenser - tretåig hackspett</w:t>
+        <w:t>Referenser – spillkråka</w:t>
       </w:r>
     </w:p>
     <w:p>
       <w:r>
-        <w:t xml:space="preserve">Amcoff, M. &amp; Eriksson, P. 1996. </w:t>
+        <w:t xml:space="preserve">Skogsstyrelsen, 2016. </w:t>
       </w:r>
       <w:r>
         <w:rPr>
           <w:i/>
         </w:rPr>
-        <w:t xml:space="preserve">Förekomst av tretåig hackspett Picoides tridactylus på bestånds- och landskapsnivå. </w:t>
-      </w:r>
-      <w:r>
-        <w:t>Ornis Svecica 6: 107–119</w:t>
+        <w:t xml:space="preserve">Vägledning för hänsyn till spillkråka. </w:t>
+      </w:r>
+      <w:r>
+        <w:t>Vägledningar och kunskapsstöd artskydd – Skogsstyrelsen.</w:t>
       </w:r>
     </w:p>
     <w:p>
       <w:r>
-        <w:t xml:space="preserve">Butler, R., Angelstam, P., Ekelund, P. &amp; Schlaeffer, R. 2004. </w:t>
+        <w:t xml:space="preserve">SLU Artdatabanken, 2026. </w:t>
       </w:r>
       <w:r>
         <w:rPr>
           <w:i/>
         </w:rPr>
-        <w:t xml:space="preserve">Dead wood threshold values for the three-toed woodpecker presence in boreal and sub-Alpine forest. </w:t>
-      </w:r>
-      <w:r>
-        <w:t>Biological conservation 119(3): 305–318</w:t>
-      </w:r>
-    </w:p>
-    <w:p>
-      <w:r>
-        <w:t xml:space="preserve">Imbeau, L. &amp; Desrochers, A. 2002. </w:t>
-      </w:r>
-      <w:r>
-        <w:rPr>
-          <w:i/>
-        </w:rPr>
-        <w:t xml:space="preserve">Foraging Ecology and Use of Drumming Trees by Three-Toed Woodpeckers. </w:t>
-      </w:r>
-      <w:r>
-        <w:t>The Journal of Wildlife Management. Vol. 66, No. 1 (Jan., 2002), pp. 222-231.</w:t>
-      </w:r>
-    </w:p>
-    <w:p>
-      <w:r>
-        <w:t xml:space="preserve">Pakkala, T., Hanski, I. &amp; Tomppo, E. 2002. </w:t>
-      </w:r>
-      <w:r>
-        <w:rPr>
-          <w:i/>
-        </w:rPr>
-        <w:t xml:space="preserve">Spatial ecology of the three-toed woodpecker in managed forest landscapes. </w:t>
-      </w:r>
-      <w:r>
-        <w:t>Silva Fennica 36(1): 279-288.</w:t>
-      </w:r>
-    </w:p>
-    <w:p>
-      <w:r>
-        <w:t xml:space="preserve">Skogsstyrelsen, 2016. </w:t>
-      </w:r>
-      <w:r>
-        <w:rPr>
-          <w:i/>
-        </w:rPr>
-        <w:t xml:space="preserve">Vägledning för hänsyn till fåglar – Tretåig hackspett. </w:t>
-      </w:r>
-      <w:r>
-        <w:t>www.skogsstyrelsen.se</w:t>
-      </w:r>
-    </w:p>
-    <w:p>
-      <w:r>
-        <w:t xml:space="preserve">Stachura-Skierczynska, K., Tumiel, T. &amp; Skierczynski, M. 2009. </w:t>
-      </w:r>
-      <w:r>
-        <w:rPr>
-          <w:i/>
-        </w:rPr>
-        <w:t xml:space="preserve">Habitat prediction model for three-toed woodpecker and its implications for the conservation of biologically valuable forests. </w:t>
-      </w:r>
-      <w:r>
-        <w:t>Forest Ecology and Management 258(5): 697-703.</w:t>
-      </w:r>
-    </w:p>
-    <w:p>
-      <w:r>
-        <w:t xml:space="preserve">Virkkala, R. 1991. </w:t>
-      </w:r>
-      <w:r>
-        <w:rPr>
-          <w:i/>
-        </w:rPr>
-        <w:t xml:space="preserve">Population trends of forest birds in a Finnish Lapland landscape of large habitat blocks – Consequences of stochastic environmental variation or regional habitat alteration. </w:t>
-      </w:r>
-      <w:r>
-        <w:t>Biological conservation 56(2): 223–240</w:t>
-      </w:r>
-    </w:p>
-    <w:p>
-      <w:r>
-        <w:t xml:space="preserve">Wesolowski, T., Czeszczewik, D. &amp; Rowinski, P. 2005. </w:t>
-      </w:r>
-      <w:r>
-        <w:rPr>
-          <w:i/>
-        </w:rPr>
-        <w:t xml:space="preserve">Effects of forest management on Three-toed Woodpecker Picoides tridactylus distribution in the Bialowieza Forest (NE Poland): conservation implications. </w:t>
-      </w:r>
-      <w:r>
-        <w:t>Acta Ornithologica 40(1): 53–60.</w:t>
+        <w:t xml:space="preserve">Artfaktablad. Naturvård – artfakta. </w:t>
+      </w:r>
+      <w:r>
+        <w:t>SLU Artdatabanken, Uppsala.</w:t>
       </w:r>
     </w:p>
     <w:sectPr>
@@ -1071,7 +1666,7 @@
 </file>
 
 <file path=word/endnotes.xml><?xml version="1.0" encoding="utf-8"?>
-<w:endnotes xmlns:wpc="http://schemas.microsoft.com/office/word/2010/wordprocessingCanvas" xmlns:cx="http://schemas.microsoft.com/office/drawing/2014/chartex" xmlns:cx1="http://schemas.microsoft.com/office/drawing/2015/9/8/chartex" xmlns:cx2="http://schemas.microsoft.com/office/drawing/2015/10/21/chartex" xmlns:cx3="http://schemas.microsoft.com/office/drawing/2016/5/9/chartex" xmlns:cx4="http://schemas.microsoft.com/office/drawing/2016/5/10/chartex" xmlns:cx5="http://schemas.microsoft.com/office/drawing/2016/5/11/chartex" xmlns:cx6="http://schemas.microsoft.com/office/drawing/2016/5/12/chartex" xmlns:cx7="http://schemas.microsoft.com/office/drawing/2016/5/13/chartex" xmlns:cx8="http://schemas.microsoft.com/office/drawing/2016/5/14/chartex" xmlns:mc="http://schemas.openxmlformats.org/markup-compatibility/2006" xmlns:aink="http://schemas.microsoft.com/office/drawing/2016/ink" xmlns:am3d="http://schemas.microsoft.com/office/drawing/2017/model3d" xmlns:o="urn:schemas-microsoft-com:office:office" xmlns:oel="http://schemas.microsoft.com/office/2019/extlst" xmlns:r="http://schemas.openxmlformats.org/officeDocument/2006/relationships" xmlns:m="http://schemas.openxmlformats.org/officeDocument/2006/math" xmlns:v="urn:schemas-microsoft-com:vml" xmlns:wp14="http://schemas.microsoft.com/office/word/2010/wordprocessingDrawing" xmlns:wp="http://schemas.openxmlformats.org/drawingml/2006/wordprocessingDrawing" xmlns:w10="urn:schemas-microsoft-com:office:word" xmlns:w="http://schemas.openxmlformats.org/wordprocessingml/2006/main" xmlns:w14="http://schemas.microsoft.com/office/word/2010/wordml" xmlns:w15="http://schemas.microsoft.com/office/word/2012/wordml" xmlns:w16cex="http://schemas.microsoft.com/office/word/2018/wordml/cex" xmlns:w16cid="http://schemas.microsoft.com/office/word/2016/wordml/cid" xmlns:w16="http://schemas.microsoft.com/office/word/2018/wordml" xmlns:w16sdtdh="http://schemas.microsoft.com/office/word/2020/wordml/sdtdatahash" xmlns:w16se="http://schemas.microsoft.com/office/word/2015/wordml/symex" xmlns:wpg="http://schemas.microsoft.com/office/word/2010/wordprocessingGroup" xmlns:wpi="http://schemas.microsoft.com/office/word/2010/wordprocessingInk" xmlns:wne="http://schemas.microsoft.com/office/word/2006/wordml" xmlns:wps="http://schemas.microsoft.com/office/word/2010/wordprocessingShape" mc:Ignorable="w14 w15 w16se w16cid w16 w16cex w16sdtdh wp14">
+<w:endnotes xmlns:wpc="http://schemas.microsoft.com/office/word/2010/wordprocessingCanvas" xmlns:cx="http://schemas.microsoft.com/office/drawing/2014/chartex" xmlns:cx1="http://schemas.microsoft.com/office/drawing/2015/9/8/chartex" xmlns:cx2="http://schemas.microsoft.com/office/drawing/2015/10/21/chartex" xmlns:cx3="http://schemas.microsoft.com/office/drawing/2016/5/9/chartex" xmlns:cx4="http://schemas.microsoft.com/office/drawing/2016/5/10/chartex" xmlns:cx5="http://schemas.microsoft.com/office/drawing/2016/5/11/chartex" xmlns:cx6="http://schemas.microsoft.com/office/drawing/2016/5/12/chartex" xmlns:cx7="http://schemas.microsoft.com/office/drawing/2016/5/13/chartex" xmlns:cx8="http://schemas.microsoft.com/office/drawing/2016/5/14/chartex" xmlns:mc="http://schemas.openxmlformats.org/markup-compatibility/2006" xmlns:aink="http://schemas.microsoft.com/office/drawing/2016/ink" xmlns:am3d="http://schemas.microsoft.com/office/drawing/2017/model3d" xmlns:o="urn:schemas-microsoft-com:office:office" xmlns:oel="http://schemas.microsoft.com/office/2019/extlst" xmlns:r="http://schemas.openxmlformats.org/officeDocument/2006/relationships" xmlns:m="http://schemas.openxmlformats.org/officeDocument/2006/math" xmlns:v="urn:schemas-microsoft-com:vml" xmlns:wp14="http://schemas.microsoft.com/office/word/2010/wordprocessingDrawing" xmlns:wp="http://schemas.openxmlformats.org/drawingml/2006/wordprocessingDrawing" xmlns:w10="urn:schemas-microsoft-com:office:word" xmlns:w="http://schemas.openxmlformats.org/wordprocessingml/2006/main" xmlns:w14="http://schemas.microsoft.com/office/word/2010/wordml" xmlns:w15="http://schemas.microsoft.com/office/word/2012/wordml" xmlns:w16cex="http://schemas.microsoft.com/office/word/2018/wordml/cex" xmlns:w16cid="http://schemas.microsoft.com/office/word/2016/wordml/cid" xmlns:w16="http://schemas.microsoft.com/office/word/2018/wordml" xmlns:w16du="http://schemas.microsoft.com/office/word/2023/wordml/word16du" xmlns:w16sdtdh="http://schemas.microsoft.com/office/word/2020/wordml/sdtdatahash" xmlns:w16sdtfl="http://schemas.microsoft.com/office/word/2024/wordml/sdtformatlock" xmlns:w16se="http://schemas.microsoft.com/office/word/2015/wordml/symex" xmlns:wpg="http://schemas.microsoft.com/office/word/2010/wordprocessingGroup" xmlns:wpi="http://schemas.microsoft.com/office/word/2010/wordprocessingInk" xmlns:wne="http://schemas.microsoft.com/office/word/2006/wordml" xmlns:wps="http://schemas.microsoft.com/office/word/2010/wordprocessingShape" mc:Ignorable="w14 w15 w16se w16cid w16 w16cex w16sdtdh w16sdtfl w16du wp14">
   <w:endnote w:type="separator" w:id="-1">
     <w:p>
       <w:pPr>
@@ -1096,7 +1691,7 @@
 </file>
 
 <file path=word/footer1.xml><?xml version="1.0" encoding="utf-8"?>
-<w:ftr xmlns:wpc="http://schemas.microsoft.com/office/word/2010/wordprocessingCanvas" xmlns:cx="http://schemas.microsoft.com/office/drawing/2014/chartex" xmlns:cx1="http://schemas.microsoft.com/office/drawing/2015/9/8/chartex" xmlns:cx2="http://schemas.microsoft.com/office/drawing/2015/10/21/chartex" xmlns:cx3="http://schemas.microsoft.com/office/drawing/2016/5/9/chartex" xmlns:cx4="http://schemas.microsoft.com/office/drawing/2016/5/10/chartex" xmlns:cx5="http://schemas.microsoft.com/office/drawing/2016/5/11/chartex" xmlns:cx6="http://schemas.microsoft.com/office/drawing/2016/5/12/chartex" xmlns:cx7="http://schemas.microsoft.com/office/drawing/2016/5/13/chartex" xmlns:cx8="http://schemas.microsoft.com/office/drawing/2016/5/14/chartex" xmlns:mc="http://schemas.openxmlformats.org/markup-compatibility/2006" xmlns:aink="http://schemas.microsoft.com/office/drawing/2016/ink" xmlns:am3d="http://schemas.microsoft.com/office/drawing/2017/model3d" xmlns:o="urn:schemas-microsoft-com:office:office" xmlns:oel="http://schemas.microsoft.com/office/2019/extlst" xmlns:r="http://schemas.openxmlformats.org/officeDocument/2006/relationships" xmlns:m="http://schemas.openxmlformats.org/officeDocument/2006/math" xmlns:v="urn:schemas-microsoft-com:vml" xmlns:wp14="http://schemas.microsoft.com/office/word/2010/wordprocessingDrawing" xmlns:wp="http://schemas.openxmlformats.org/drawingml/2006/wordprocessingDrawing" xmlns:w10="urn:schemas-microsoft-com:office:word" xmlns:w="http://schemas.openxmlformats.org/wordprocessingml/2006/main" xmlns:w14="http://schemas.microsoft.com/office/word/2010/wordml" xmlns:w15="http://schemas.microsoft.com/office/word/2012/wordml" xmlns:w16cex="http://schemas.microsoft.com/office/word/2018/wordml/cex" xmlns:w16cid="http://schemas.microsoft.com/office/word/2016/wordml/cid" xmlns:w16="http://schemas.microsoft.com/office/word/2018/wordml" xmlns:w16sdtdh="http://schemas.microsoft.com/office/word/2020/wordml/sdtdatahash" xmlns:w16se="http://schemas.microsoft.com/office/word/2015/wordml/symex" xmlns:wpg="http://schemas.microsoft.com/office/word/2010/wordprocessingGroup" xmlns:wpi="http://schemas.microsoft.com/office/word/2010/wordprocessingInk" xmlns:wne="http://schemas.microsoft.com/office/word/2006/wordml" xmlns:wps="http://schemas.microsoft.com/office/word/2010/wordprocessingShape" mc:Ignorable="w14 w15 w16se w16cid w16 w16cex w16sdtdh wp14">
+<w:ftr xmlns:wpc="http://schemas.microsoft.com/office/word/2010/wordprocessingCanvas" xmlns:cx="http://schemas.microsoft.com/office/drawing/2014/chartex" xmlns:cx1="http://schemas.microsoft.com/office/drawing/2015/9/8/chartex" xmlns:cx2="http://schemas.microsoft.com/office/drawing/2015/10/21/chartex" xmlns:cx3="http://schemas.microsoft.com/office/drawing/2016/5/9/chartex" xmlns:cx4="http://schemas.microsoft.com/office/drawing/2016/5/10/chartex" xmlns:cx5="http://schemas.microsoft.com/office/drawing/2016/5/11/chartex" xmlns:cx6="http://schemas.microsoft.com/office/drawing/2016/5/12/chartex" xmlns:cx7="http://schemas.microsoft.com/office/drawing/2016/5/13/chartex" xmlns:cx8="http://schemas.microsoft.com/office/drawing/2016/5/14/chartex" xmlns:mc="http://schemas.openxmlformats.org/markup-compatibility/2006" xmlns:aink="http://schemas.microsoft.com/office/drawing/2016/ink" xmlns:am3d="http://schemas.microsoft.com/office/drawing/2017/model3d" xmlns:o="urn:schemas-microsoft-com:office:office" xmlns:oel="http://schemas.microsoft.com/office/2019/extlst" xmlns:r="http://schemas.openxmlformats.org/officeDocument/2006/relationships" xmlns:m="http://schemas.openxmlformats.org/officeDocument/2006/math" xmlns:v="urn:schemas-microsoft-com:vml" xmlns:wp14="http://schemas.microsoft.com/office/word/2010/wordprocessingDrawing" xmlns:wp="http://schemas.openxmlformats.org/drawingml/2006/wordprocessingDrawing" xmlns:w10="urn:schemas-microsoft-com:office:word" xmlns:w="http://schemas.openxmlformats.org/wordprocessingml/2006/main" xmlns:w14="http://schemas.microsoft.com/office/word/2010/wordml" xmlns:w15="http://schemas.microsoft.com/office/word/2012/wordml" xmlns:w16cex="http://schemas.microsoft.com/office/word/2018/wordml/cex" xmlns:w16cid="http://schemas.microsoft.com/office/word/2016/wordml/cid" xmlns:w16="http://schemas.microsoft.com/office/word/2018/wordml" xmlns:w16du="http://schemas.microsoft.com/office/word/2023/wordml/word16du" xmlns:w16sdtdh="http://schemas.microsoft.com/office/word/2020/wordml/sdtdatahash" xmlns:w16sdtfl="http://schemas.microsoft.com/office/word/2024/wordml/sdtformatlock" xmlns:w16se="http://schemas.microsoft.com/office/word/2015/wordml/symex" xmlns:wpg="http://schemas.microsoft.com/office/word/2010/wordprocessingGroup" xmlns:wpi="http://schemas.microsoft.com/office/word/2010/wordprocessingInk" xmlns:wne="http://schemas.microsoft.com/office/word/2006/wordml" xmlns:wps="http://schemas.microsoft.com/office/word/2010/wordprocessingShape" mc:Ignorable="w14 w15 w16se w16cid w16 w16cex w16sdtdh w16sdtfl w16du wp14">
   <w:p>
     <w:pPr>
       <w:pStyle w:val="Footer"/>
@@ -1106,7 +1701,7 @@
 </file>
 
 <file path=word/footer2.xml><?xml version="1.0" encoding="utf-8"?>
-<w:ftr xmlns:wpc="http://schemas.microsoft.com/office/word/2010/wordprocessingCanvas" xmlns:cx="http://schemas.microsoft.com/office/drawing/2014/chartex" xmlns:cx1="http://schemas.microsoft.com/office/drawing/2015/9/8/chartex" xmlns:cx2="http://schemas.microsoft.com/office/drawing/2015/10/21/chartex" xmlns:cx3="http://schemas.microsoft.com/office/drawing/2016/5/9/chartex" xmlns:cx4="http://schemas.microsoft.com/office/drawing/2016/5/10/chartex" xmlns:cx5="http://schemas.microsoft.com/office/drawing/2016/5/11/chartex" xmlns:cx6="http://schemas.microsoft.com/office/drawing/2016/5/12/chartex" xmlns:cx7="http://schemas.microsoft.com/office/drawing/2016/5/13/chartex" xmlns:cx8="http://schemas.microsoft.com/office/drawing/2016/5/14/chartex" xmlns:mc="http://schemas.openxmlformats.org/markup-compatibility/2006" xmlns:aink="http://schemas.microsoft.com/office/drawing/2016/ink" xmlns:am3d="http://schemas.microsoft.com/office/drawing/2017/model3d" xmlns:o="urn:schemas-microsoft-com:office:office" xmlns:oel="http://schemas.microsoft.com/office/2019/extlst" xmlns:r="http://schemas.openxmlformats.org/officeDocument/2006/relationships" xmlns:m="http://schemas.openxmlformats.org/officeDocument/2006/math" xmlns:v="urn:schemas-microsoft-com:vml" xmlns:wp14="http://schemas.microsoft.com/office/word/2010/wordprocessingDrawing" xmlns:wp="http://schemas.openxmlformats.org/drawingml/2006/wordprocessingDrawing" xmlns:w10="urn:schemas-microsoft-com:office:word" xmlns:w="http://schemas.openxmlformats.org/wordprocessingml/2006/main" xmlns:w14="http://schemas.microsoft.com/office/word/2010/wordml" xmlns:w15="http://schemas.microsoft.com/office/word/2012/wordml" xmlns:w16cex="http://schemas.microsoft.com/office/word/2018/wordml/cex" xmlns:w16cid="http://schemas.microsoft.com/office/word/2016/wordml/cid" xmlns:w16="http://schemas.microsoft.com/office/word/2018/wordml" xmlns:w16sdtdh="http://schemas.microsoft.com/office/word/2020/wordml/sdtdatahash" xmlns:w16se="http://schemas.microsoft.com/office/word/2015/wordml/symex" xmlns:wpg="http://schemas.microsoft.com/office/word/2010/wordprocessingGroup" xmlns:wpi="http://schemas.microsoft.com/office/word/2010/wordprocessingInk" xmlns:wne="http://schemas.microsoft.com/office/word/2006/wordml" xmlns:wps="http://schemas.microsoft.com/office/word/2010/wordprocessingShape" mc:Ignorable="w14 w15 w16se w16cid w16 w16cex w16sdtdh wp14">
+<w:ftr xmlns:wpc="http://schemas.microsoft.com/office/word/2010/wordprocessingCanvas" xmlns:cx="http://schemas.microsoft.com/office/drawing/2014/chartex" xmlns:cx1="http://schemas.microsoft.com/office/drawing/2015/9/8/chartex" xmlns:cx2="http://schemas.microsoft.com/office/drawing/2015/10/21/chartex" xmlns:cx3="http://schemas.microsoft.com/office/drawing/2016/5/9/chartex" xmlns:cx4="http://schemas.microsoft.com/office/drawing/2016/5/10/chartex" xmlns:cx5="http://schemas.microsoft.com/office/drawing/2016/5/11/chartex" xmlns:cx6="http://schemas.microsoft.com/office/drawing/2016/5/12/chartex" xmlns:cx7="http://schemas.microsoft.com/office/drawing/2016/5/13/chartex" xmlns:cx8="http://schemas.microsoft.com/office/drawing/2016/5/14/chartex" xmlns:mc="http://schemas.openxmlformats.org/markup-compatibility/2006" xmlns:aink="http://schemas.microsoft.com/office/drawing/2016/ink" xmlns:am3d="http://schemas.microsoft.com/office/drawing/2017/model3d" xmlns:o="urn:schemas-microsoft-com:office:office" xmlns:oel="http://schemas.microsoft.com/office/2019/extlst" xmlns:r="http://schemas.openxmlformats.org/officeDocument/2006/relationships" xmlns:m="http://schemas.openxmlformats.org/officeDocument/2006/math" xmlns:v="urn:schemas-microsoft-com:vml" xmlns:wp14="http://schemas.microsoft.com/office/word/2010/wordprocessingDrawing" xmlns:wp="http://schemas.openxmlformats.org/drawingml/2006/wordprocessingDrawing" xmlns:w10="urn:schemas-microsoft-com:office:word" xmlns:w="http://schemas.openxmlformats.org/wordprocessingml/2006/main" xmlns:w14="http://schemas.microsoft.com/office/word/2010/wordml" xmlns:w15="http://schemas.microsoft.com/office/word/2012/wordml" xmlns:w16cex="http://schemas.microsoft.com/office/word/2018/wordml/cex" xmlns:w16cid="http://schemas.microsoft.com/office/word/2016/wordml/cid" xmlns:w16="http://schemas.microsoft.com/office/word/2018/wordml" xmlns:w16du="http://schemas.microsoft.com/office/word/2023/wordml/word16du" xmlns:w16sdtdh="http://schemas.microsoft.com/office/word/2020/wordml/sdtdatahash" xmlns:w16sdtfl="http://schemas.microsoft.com/office/word/2024/wordml/sdtformatlock" xmlns:w16se="http://schemas.microsoft.com/office/word/2015/wordml/symex" xmlns:wpg="http://schemas.microsoft.com/office/word/2010/wordprocessingGroup" xmlns:wpi="http://schemas.microsoft.com/office/word/2010/wordprocessingInk" xmlns:wne="http://schemas.microsoft.com/office/word/2006/wordml" xmlns:wps="http://schemas.microsoft.com/office/word/2010/wordprocessingShape" mc:Ignorable="w14 w15 w16se w16cid w16 w16cex w16sdtdh w16sdtfl w16du wp14">
   <w:p>
     <w:pPr>
       <w:pStyle w:val="Footer"/>
@@ -1116,7 +1711,7 @@
 </file>
 
 <file path=word/footer3.xml><?xml version="1.0" encoding="utf-8"?>
-<w:ftr xmlns:wpc="http://schemas.microsoft.com/office/word/2010/wordprocessingCanvas" xmlns:cx="http://schemas.microsoft.com/office/drawing/2014/chartex" xmlns:cx1="http://schemas.microsoft.com/office/drawing/2015/9/8/chartex" xmlns:cx2="http://schemas.microsoft.com/office/drawing/2015/10/21/chartex" xmlns:cx3="http://schemas.microsoft.com/office/drawing/2016/5/9/chartex" xmlns:cx4="http://schemas.microsoft.com/office/drawing/2016/5/10/chartex" xmlns:cx5="http://schemas.microsoft.com/office/drawing/2016/5/11/chartex" xmlns:cx6="http://schemas.microsoft.com/office/drawing/2016/5/12/chartex" xmlns:cx7="http://schemas.microsoft.com/office/drawing/2016/5/13/chartex" xmlns:cx8="http://schemas.microsoft.com/office/drawing/2016/5/14/chartex" xmlns:mc="http://schemas.openxmlformats.org/markup-compatibility/2006" xmlns:aink="http://schemas.microsoft.com/office/drawing/2016/ink" xmlns:am3d="http://schemas.microsoft.com/office/drawing/2017/model3d" xmlns:o="urn:schemas-microsoft-com:office:office" xmlns:oel="http://schemas.microsoft.com/office/2019/extlst" xmlns:r="http://schemas.openxmlformats.org/officeDocument/2006/relationships" xmlns:m="http://schemas.openxmlformats.org/officeDocument/2006/math" xmlns:v="urn:schemas-microsoft-com:vml" xmlns:wp14="http://schemas.microsoft.com/office/word/2010/wordprocessingDrawing" xmlns:wp="http://schemas.openxmlformats.org/drawingml/2006/wordprocessingDrawing" xmlns:w10="urn:schemas-microsoft-com:office:word" xmlns:w="http://schemas.openxmlformats.org/wordprocessingml/2006/main" xmlns:w14="http://schemas.microsoft.com/office/word/2010/wordml" xmlns:w15="http://schemas.microsoft.com/office/word/2012/wordml" xmlns:w16cex="http://schemas.microsoft.com/office/word/2018/wordml/cex" xmlns:w16cid="http://schemas.microsoft.com/office/word/2016/wordml/cid" xmlns:w16="http://schemas.microsoft.com/office/word/2018/wordml" xmlns:w16sdtdh="http://schemas.microsoft.com/office/word/2020/wordml/sdtdatahash" xmlns:w16se="http://schemas.microsoft.com/office/word/2015/wordml/symex" xmlns:wpg="http://schemas.microsoft.com/office/word/2010/wordprocessingGroup" xmlns:wpi="http://schemas.microsoft.com/office/word/2010/wordprocessingInk" xmlns:wne="http://schemas.microsoft.com/office/word/2006/wordml" xmlns:wps="http://schemas.microsoft.com/office/word/2010/wordprocessingShape" mc:Ignorable="w14 w15 w16se w16cid w16 w16cex w16sdtdh wp14">
+<w:ftr xmlns:wpc="http://schemas.microsoft.com/office/word/2010/wordprocessingCanvas" xmlns:cx="http://schemas.microsoft.com/office/drawing/2014/chartex" xmlns:cx1="http://schemas.microsoft.com/office/drawing/2015/9/8/chartex" xmlns:cx2="http://schemas.microsoft.com/office/drawing/2015/10/21/chartex" xmlns:cx3="http://schemas.microsoft.com/office/drawing/2016/5/9/chartex" xmlns:cx4="http://schemas.microsoft.com/office/drawing/2016/5/10/chartex" xmlns:cx5="http://schemas.microsoft.com/office/drawing/2016/5/11/chartex" xmlns:cx6="http://schemas.microsoft.com/office/drawing/2016/5/12/chartex" xmlns:cx7="http://schemas.microsoft.com/office/drawing/2016/5/13/chartex" xmlns:cx8="http://schemas.microsoft.com/office/drawing/2016/5/14/chartex" xmlns:mc="http://schemas.openxmlformats.org/markup-compatibility/2006" xmlns:aink="http://schemas.microsoft.com/office/drawing/2016/ink" xmlns:am3d="http://schemas.microsoft.com/office/drawing/2017/model3d" xmlns:o="urn:schemas-microsoft-com:office:office" xmlns:oel="http://schemas.microsoft.com/office/2019/extlst" xmlns:r="http://schemas.openxmlformats.org/officeDocument/2006/relationships" xmlns:m="http://schemas.openxmlformats.org/officeDocument/2006/math" xmlns:v="urn:schemas-microsoft-com:vml" xmlns:wp14="http://schemas.microsoft.com/office/word/2010/wordprocessingDrawing" xmlns:wp="http://schemas.openxmlformats.org/drawingml/2006/wordprocessingDrawing" xmlns:w10="urn:schemas-microsoft-com:office:word" xmlns:w="http://schemas.openxmlformats.org/wordprocessingml/2006/main" xmlns:w14="http://schemas.microsoft.com/office/word/2010/wordml" xmlns:w15="http://schemas.microsoft.com/office/word/2012/wordml" xmlns:w16cex="http://schemas.microsoft.com/office/word/2018/wordml/cex" xmlns:w16cid="http://schemas.microsoft.com/office/word/2016/wordml/cid" xmlns:w16="http://schemas.microsoft.com/office/word/2018/wordml" xmlns:w16du="http://schemas.microsoft.com/office/word/2023/wordml/word16du" xmlns:w16sdtdh="http://schemas.microsoft.com/office/word/2020/wordml/sdtdatahash" xmlns:w16sdtfl="http://schemas.microsoft.com/office/word/2024/wordml/sdtformatlock" xmlns:w16se="http://schemas.microsoft.com/office/word/2015/wordml/symex" xmlns:wpg="http://schemas.microsoft.com/office/word/2010/wordprocessingGroup" xmlns:wpi="http://schemas.microsoft.com/office/word/2010/wordprocessingInk" xmlns:wne="http://schemas.microsoft.com/office/word/2006/wordml" xmlns:wps="http://schemas.microsoft.com/office/word/2010/wordprocessingShape" mc:Ignorable="w14 w15 w16se w16cid w16 w16cex w16sdtdh w16sdtfl w16du wp14">
   <w:p>
     <w:pPr>
       <w:pStyle w:val="Footer"/>
@@ -1126,7 +1721,7 @@
 </file>
 
 <file path=word/footnotes.xml><?xml version="1.0" encoding="utf-8"?>
-<w:footnotes xmlns:wpc="http://schemas.microsoft.com/office/word/2010/wordprocessingCanvas" xmlns:cx="http://schemas.microsoft.com/office/drawing/2014/chartex" xmlns:cx1="http://schemas.microsoft.com/office/drawing/2015/9/8/chartex" xmlns:cx2="http://schemas.microsoft.com/office/drawing/2015/10/21/chartex" xmlns:cx3="http://schemas.microsoft.com/office/drawing/2016/5/9/chartex" xmlns:cx4="http://schemas.microsoft.com/office/drawing/2016/5/10/chartex" xmlns:cx5="http://schemas.microsoft.com/office/drawing/2016/5/11/chartex" xmlns:cx6="http://schemas.microsoft.com/office/drawing/2016/5/12/chartex" xmlns:cx7="http://schemas.microsoft.com/office/drawing/2016/5/13/chartex" xmlns:cx8="http://schemas.microsoft.com/office/drawing/2016/5/14/chartex" xmlns:mc="http://schemas.openxmlformats.org/markup-compatibility/2006" xmlns:aink="http://schemas.microsoft.com/office/drawing/2016/ink" xmlns:am3d="http://schemas.microsoft.com/office/drawing/2017/model3d" xmlns:o="urn:schemas-microsoft-com:office:office" xmlns:oel="http://schemas.microsoft.com/office/2019/extlst" xmlns:r="http://schemas.openxmlformats.org/officeDocument/2006/relationships" xmlns:m="http://schemas.openxmlformats.org/officeDocument/2006/math" xmlns:v="urn:schemas-microsoft-com:vml" xmlns:wp14="http://schemas.microsoft.com/office/word/2010/wordprocessingDrawing" xmlns:wp="http://schemas.openxmlformats.org/drawingml/2006/wordprocessingDrawing" xmlns:w10="urn:schemas-microsoft-com:office:word" xmlns:w="http://schemas.openxmlformats.org/wordprocessingml/2006/main" xmlns:w14="http://schemas.microsoft.com/office/word/2010/wordml" xmlns:w15="http://schemas.microsoft.com/office/word/2012/wordml" xmlns:w16cex="http://schemas.microsoft.com/office/word/2018/wordml/cex" xmlns:w16cid="http://schemas.microsoft.com/office/word/2016/wordml/cid" xmlns:w16="http://schemas.microsoft.com/office/word/2018/wordml" xmlns:w16sdtdh="http://schemas.microsoft.com/office/word/2020/wordml/sdtdatahash" xmlns:w16se="http://schemas.microsoft.com/office/word/2015/wordml/symex" xmlns:wpg="http://schemas.microsoft.com/office/word/2010/wordprocessingGroup" xmlns:wpi="http://schemas.microsoft.com/office/word/2010/wordprocessingInk" xmlns:wne="http://schemas.microsoft.com/office/word/2006/wordml" xmlns:wps="http://schemas.microsoft.com/office/word/2010/wordprocessingShape" mc:Ignorable="w14 w15 w16se w16cid w16 w16cex w16sdtdh wp14">
+<w:footnotes xmlns:wpc="http://schemas.microsoft.com/office/word/2010/wordprocessingCanvas" xmlns:cx="http://schemas.microsoft.com/office/drawing/2014/chartex" xmlns:cx1="http://schemas.microsoft.com/office/drawing/2015/9/8/chartex" xmlns:cx2="http://schemas.microsoft.com/office/drawing/2015/10/21/chartex" xmlns:cx3="http://schemas.microsoft.com/office/drawing/2016/5/9/chartex" xmlns:cx4="http://schemas.microsoft.com/office/drawing/2016/5/10/chartex" xmlns:cx5="http://schemas.microsoft.com/office/drawing/2016/5/11/chartex" xmlns:cx6="http://schemas.microsoft.com/office/drawing/2016/5/12/chartex" xmlns:cx7="http://schemas.microsoft.com/office/drawing/2016/5/13/chartex" xmlns:cx8="http://schemas.microsoft.com/office/drawing/2016/5/14/chartex" xmlns:mc="http://schemas.openxmlformats.org/markup-compatibility/2006" xmlns:aink="http://schemas.microsoft.com/office/drawing/2016/ink" xmlns:am3d="http://schemas.microsoft.com/office/drawing/2017/model3d" xmlns:o="urn:schemas-microsoft-com:office:office" xmlns:oel="http://schemas.microsoft.com/office/2019/extlst" xmlns:r="http://schemas.openxmlformats.org/officeDocument/2006/relationships" xmlns:m="http://schemas.openxmlformats.org/officeDocument/2006/math" xmlns:v="urn:schemas-microsoft-com:vml" xmlns:wp14="http://schemas.microsoft.com/office/word/2010/wordprocessingDrawing" xmlns:wp="http://schemas.openxmlformats.org/drawingml/2006/wordprocessingDrawing" xmlns:w10="urn:schemas-microsoft-com:office:word" xmlns:w="http://schemas.openxmlformats.org/wordprocessingml/2006/main" xmlns:w14="http://schemas.microsoft.com/office/word/2010/wordml" xmlns:w15="http://schemas.microsoft.com/office/word/2012/wordml" xmlns:w16cex="http://schemas.microsoft.com/office/word/2018/wordml/cex" xmlns:w16cid="http://schemas.microsoft.com/office/word/2016/wordml/cid" xmlns:w16="http://schemas.microsoft.com/office/word/2018/wordml" xmlns:w16du="http://schemas.microsoft.com/office/word/2023/wordml/word16du" xmlns:w16sdtdh="http://schemas.microsoft.com/office/word/2020/wordml/sdtdatahash" xmlns:w16sdtfl="http://schemas.microsoft.com/office/word/2024/wordml/sdtformatlock" xmlns:w16se="http://schemas.microsoft.com/office/word/2015/wordml/symex" xmlns:wpg="http://schemas.microsoft.com/office/word/2010/wordprocessingGroup" xmlns:wpi="http://schemas.microsoft.com/office/word/2010/wordprocessingInk" xmlns:wne="http://schemas.microsoft.com/office/word/2006/wordml" xmlns:wps="http://schemas.microsoft.com/office/word/2010/wordprocessingShape" mc:Ignorable="w14 w15 w16se w16cid w16 w16cex w16sdtdh w16sdtfl w16du wp14">
   <w:footnote w:type="separator" w:id="-1">
     <w:p>
       <w:pPr>
@@ -1151,7 +1746,7 @@
 </file>
 
 <file path=word/header1.xml><?xml version="1.0" encoding="utf-8"?>
-<w:hdr xmlns:wpc="http://schemas.microsoft.com/office/word/2010/wordprocessingCanvas" xmlns:cx="http://schemas.microsoft.com/office/drawing/2014/chartex" xmlns:cx1="http://schemas.microsoft.com/office/drawing/2015/9/8/chartex" xmlns:cx2="http://schemas.microsoft.com/office/drawing/2015/10/21/chartex" xmlns:cx3="http://schemas.microsoft.com/office/drawing/2016/5/9/chartex" xmlns:cx4="http://schemas.microsoft.com/office/drawing/2016/5/10/chartex" xmlns:cx5="http://schemas.microsoft.com/office/drawing/2016/5/11/chartex" xmlns:cx6="http://schemas.microsoft.com/office/drawing/2016/5/12/chartex" xmlns:cx7="http://schemas.microsoft.com/office/drawing/2016/5/13/chartex" xmlns:cx8="http://schemas.microsoft.com/office/drawing/2016/5/14/chartex" xmlns:mc="http://schemas.openxmlformats.org/markup-compatibility/2006" xmlns:aink="http://schemas.microsoft.com/office/drawing/2016/ink" xmlns:am3d="http://schemas.microsoft.com/office/drawing/2017/model3d" xmlns:o="urn:schemas-microsoft-com:office:office" xmlns:oel="http://schemas.microsoft.com/office/2019/extlst" xmlns:r="http://schemas.openxmlformats.org/officeDocument/2006/relationships" xmlns:m="http://schemas.openxmlformats.org/officeDocument/2006/math" xmlns:v="urn:schemas-microsoft-com:vml" xmlns:wp14="http://schemas.microsoft.com/office/word/2010/wordprocessingDrawing" xmlns:wp="http://schemas.openxmlformats.org/drawingml/2006/wordprocessingDrawing" xmlns:w10="urn:schemas-microsoft-com:office:word" xmlns:w="http://schemas.openxmlformats.org/wordprocessingml/2006/main" xmlns:w14="http://schemas.microsoft.com/office/word/2010/wordml" xmlns:w15="http://schemas.microsoft.com/office/word/2012/wordml" xmlns:w16cex="http://schemas.microsoft.com/office/word/2018/wordml/cex" xmlns:w16cid="http://schemas.microsoft.com/office/word/2016/wordml/cid" xmlns:w16="http://schemas.microsoft.com/office/word/2018/wordml" xmlns:w16sdtdh="http://schemas.microsoft.com/office/word/2020/wordml/sdtdatahash" xmlns:w16se="http://schemas.microsoft.com/office/word/2015/wordml/symex" xmlns:wpg="http://schemas.microsoft.com/office/word/2010/wordprocessingGroup" xmlns:wpi="http://schemas.microsoft.com/office/word/2010/wordprocessingInk" xmlns:wne="http://schemas.microsoft.com/office/word/2006/wordml" xmlns:wps="http://schemas.microsoft.com/office/word/2010/wordprocessingShape" mc:Ignorable="w14 w15 w16se w16cid w16 w16cex w16sdtdh wp14">
+<w:hdr xmlns:wpc="http://schemas.microsoft.com/office/word/2010/wordprocessingCanvas" xmlns:cx="http://schemas.microsoft.com/office/drawing/2014/chartex" xmlns:cx1="http://schemas.microsoft.com/office/drawing/2015/9/8/chartex" xmlns:cx2="http://schemas.microsoft.com/office/drawing/2015/10/21/chartex" xmlns:cx3="http://schemas.microsoft.com/office/drawing/2016/5/9/chartex" xmlns:cx4="http://schemas.microsoft.com/office/drawing/2016/5/10/chartex" xmlns:cx5="http://schemas.microsoft.com/office/drawing/2016/5/11/chartex" xmlns:cx6="http://schemas.microsoft.com/office/drawing/2016/5/12/chartex" xmlns:cx7="http://schemas.microsoft.com/office/drawing/2016/5/13/chartex" xmlns:cx8="http://schemas.microsoft.com/office/drawing/2016/5/14/chartex" xmlns:mc="http://schemas.openxmlformats.org/markup-compatibility/2006" xmlns:aink="http://schemas.microsoft.com/office/drawing/2016/ink" xmlns:am3d="http://schemas.microsoft.com/office/drawing/2017/model3d" xmlns:o="urn:schemas-microsoft-com:office:office" xmlns:oel="http://schemas.microsoft.com/office/2019/extlst" xmlns:r="http://schemas.openxmlformats.org/officeDocument/2006/relationships" xmlns:m="http://schemas.openxmlformats.org/officeDocument/2006/math" xmlns:v="urn:schemas-microsoft-com:vml" xmlns:wp14="http://schemas.microsoft.com/office/word/2010/wordprocessingDrawing" xmlns:wp="http://schemas.openxmlformats.org/drawingml/2006/wordprocessingDrawing" xmlns:w10="urn:schemas-microsoft-com:office:word" xmlns:w="http://schemas.openxmlformats.org/wordprocessingml/2006/main" xmlns:w14="http://schemas.microsoft.com/office/word/2010/wordml" xmlns:w15="http://schemas.microsoft.com/office/word/2012/wordml" xmlns:w16cex="http://schemas.microsoft.com/office/word/2018/wordml/cex" xmlns:w16cid="http://schemas.microsoft.com/office/word/2016/wordml/cid" xmlns:w16="http://schemas.microsoft.com/office/word/2018/wordml" xmlns:w16du="http://schemas.microsoft.com/office/word/2023/wordml/word16du" xmlns:w16sdtdh="http://schemas.microsoft.com/office/word/2020/wordml/sdtdatahash" xmlns:w16sdtfl="http://schemas.microsoft.com/office/word/2024/wordml/sdtformatlock" xmlns:w16se="http://schemas.microsoft.com/office/word/2015/wordml/symex" xmlns:wpg="http://schemas.microsoft.com/office/word/2010/wordprocessingGroup" xmlns:wpi="http://schemas.microsoft.com/office/word/2010/wordprocessingInk" xmlns:wne="http://schemas.microsoft.com/office/word/2006/wordml" xmlns:wps="http://schemas.microsoft.com/office/word/2010/wordprocessingShape" mc:Ignorable="w14 w15 w16se w16cid w16 w16cex w16sdtdh w16sdtfl w16du wp14">
   <w:p>
     <w:pPr>
       <w:pStyle w:val="Header"/>
@@ -1161,7 +1756,7 @@
 </file>
 
 <file path=word/header2.xml><?xml version="1.0" encoding="utf-8"?>
-<w:hdr xmlns:wpc="http://schemas.microsoft.com/office/word/2010/wordprocessingCanvas" xmlns:cx="http://schemas.microsoft.com/office/drawing/2014/chartex" xmlns:cx1="http://schemas.microsoft.com/office/drawing/2015/9/8/chartex" xmlns:cx2="http://schemas.microsoft.com/office/drawing/2015/10/21/chartex" xmlns:cx3="http://schemas.microsoft.com/office/drawing/2016/5/9/chartex" xmlns:cx4="http://schemas.microsoft.com/office/drawing/2016/5/10/chartex" xmlns:cx5="http://schemas.microsoft.com/office/drawing/2016/5/11/chartex" xmlns:cx6="http://schemas.microsoft.com/office/drawing/2016/5/12/chartex" xmlns:cx7="http://schemas.microsoft.com/office/drawing/2016/5/13/chartex" xmlns:cx8="http://schemas.microsoft.com/office/drawing/2016/5/14/chartex" xmlns:mc="http://schemas.openxmlformats.org/markup-compatibility/2006" xmlns:aink="http://schemas.microsoft.com/office/drawing/2016/ink" xmlns:am3d="http://schemas.microsoft.com/office/drawing/2017/model3d" xmlns:o="urn:schemas-microsoft-com:office:office" xmlns:oel="http://schemas.microsoft.com/office/2019/extlst" xmlns:r="http://schemas.openxmlformats.org/officeDocument/2006/relationships" xmlns:m="http://schemas.openxmlformats.org/officeDocument/2006/math" xmlns:v="urn:schemas-microsoft-com:vml" xmlns:wp14="http://schemas.microsoft.com/office/word/2010/wordprocessingDrawing" xmlns:wp="http://schemas.openxmlformats.org/drawingml/2006/wordprocessingDrawing" xmlns:w10="urn:schemas-microsoft-com:office:word" xmlns:w="http://schemas.openxmlformats.org/wordprocessingml/2006/main" xmlns:w14="http://schemas.microsoft.com/office/word/2010/wordml" xmlns:w15="http://schemas.microsoft.com/office/word/2012/wordml" xmlns:w16cex="http://schemas.microsoft.com/office/word/2018/wordml/cex" xmlns:w16cid="http://schemas.microsoft.com/office/word/2016/wordml/cid" xmlns:w16="http://schemas.microsoft.com/office/word/2018/wordml" xmlns:w16sdtdh="http://schemas.microsoft.com/office/word/2020/wordml/sdtdatahash" xmlns:w16se="http://schemas.microsoft.com/office/word/2015/wordml/symex" xmlns:wpg="http://schemas.microsoft.com/office/word/2010/wordprocessingGroup" xmlns:wpi="http://schemas.microsoft.com/office/word/2010/wordprocessingInk" xmlns:wne="http://schemas.microsoft.com/office/word/2006/wordml" xmlns:wps="http://schemas.microsoft.com/office/word/2010/wordprocessingShape" mc:Ignorable="w14 w15 w16se w16cid w16 w16cex w16sdtdh wp14">
+<w:hdr xmlns:wpc="http://schemas.microsoft.com/office/word/2010/wordprocessingCanvas" xmlns:cx="http://schemas.microsoft.com/office/drawing/2014/chartex" xmlns:cx1="http://schemas.microsoft.com/office/drawing/2015/9/8/chartex" xmlns:cx2="http://schemas.microsoft.com/office/drawing/2015/10/21/chartex" xmlns:cx3="http://schemas.microsoft.com/office/drawing/2016/5/9/chartex" xmlns:cx4="http://schemas.microsoft.com/office/drawing/2016/5/10/chartex" xmlns:cx5="http://schemas.microsoft.com/office/drawing/2016/5/11/chartex" xmlns:cx6="http://schemas.microsoft.com/office/drawing/2016/5/12/chartex" xmlns:cx7="http://schemas.microsoft.com/office/drawing/2016/5/13/chartex" xmlns:cx8="http://schemas.microsoft.com/office/drawing/2016/5/14/chartex" xmlns:mc="http://schemas.openxmlformats.org/markup-compatibility/2006" xmlns:aink="http://schemas.microsoft.com/office/drawing/2016/ink" xmlns:am3d="http://schemas.microsoft.com/office/drawing/2017/model3d" xmlns:o="urn:schemas-microsoft-com:office:office" xmlns:oel="http://schemas.microsoft.com/office/2019/extlst" xmlns:r="http://schemas.openxmlformats.org/officeDocument/2006/relationships" xmlns:m="http://schemas.openxmlformats.org/officeDocument/2006/math" xmlns:v="urn:schemas-microsoft-com:vml" xmlns:wp14="http://schemas.microsoft.com/office/word/2010/wordprocessingDrawing" xmlns:wp="http://schemas.openxmlformats.org/drawingml/2006/wordprocessingDrawing" xmlns:w10="urn:schemas-microsoft-com:office:word" xmlns:w="http://schemas.openxmlformats.org/wordprocessingml/2006/main" xmlns:w14="http://schemas.microsoft.com/office/word/2010/wordml" xmlns:w15="http://schemas.microsoft.com/office/word/2012/wordml" xmlns:w16cex="http://schemas.microsoft.com/office/word/2018/wordml/cex" xmlns:w16cid="http://schemas.microsoft.com/office/word/2016/wordml/cid" xmlns:w16="http://schemas.microsoft.com/office/word/2018/wordml" xmlns:w16du="http://schemas.microsoft.com/office/word/2023/wordml/word16du" xmlns:w16sdtdh="http://schemas.microsoft.com/office/word/2020/wordml/sdtdatahash" xmlns:w16sdtfl="http://schemas.microsoft.com/office/word/2024/wordml/sdtformatlock" xmlns:w16se="http://schemas.microsoft.com/office/word/2015/wordml/symex" xmlns:wpg="http://schemas.microsoft.com/office/word/2010/wordprocessingGroup" xmlns:wpi="http://schemas.microsoft.com/office/word/2010/wordprocessingInk" xmlns:wne="http://schemas.microsoft.com/office/word/2006/wordml" xmlns:wps="http://schemas.microsoft.com/office/word/2010/wordprocessingShape" mc:Ignorable="w14 w15 w16se w16cid w16 w16cex w16sdtdh w16sdtfl w16du wp14">
   <w:p>
     <w:pPr>
       <w:pStyle w:val="Header"/>
@@ -1172,7 +1767,7 @@
 </file>
 
 <file path=word/header3.xml><?xml version="1.0" encoding="utf-8"?>
-<w:hdr xmlns:wpc="http://schemas.microsoft.com/office/word/2010/wordprocessingCanvas" xmlns:cx="http://schemas.microsoft.com/office/drawing/2014/chartex" xmlns:cx1="http://schemas.microsoft.com/office/drawing/2015/9/8/chartex" xmlns:cx2="http://schemas.microsoft.com/office/drawing/2015/10/21/chartex" xmlns:cx3="http://schemas.microsoft.com/office/drawing/2016/5/9/chartex" xmlns:cx4="http://schemas.microsoft.com/office/drawing/2016/5/10/chartex" xmlns:cx5="http://schemas.microsoft.com/office/drawing/2016/5/11/chartex" xmlns:cx6="http://schemas.microsoft.com/office/drawing/2016/5/12/chartex" xmlns:cx7="http://schemas.microsoft.com/office/drawing/2016/5/13/chartex" xmlns:cx8="http://schemas.microsoft.com/office/drawing/2016/5/14/chartex" xmlns:mc="http://schemas.openxmlformats.org/markup-compatibility/2006" xmlns:aink="http://schemas.microsoft.com/office/drawing/2016/ink" xmlns:am3d="http://schemas.microsoft.com/office/drawing/2017/model3d" xmlns:o="urn:schemas-microsoft-com:office:office" xmlns:oel="http://schemas.microsoft.com/office/2019/extlst" xmlns:r="http://schemas.openxmlformats.org/officeDocument/2006/relationships" xmlns:m="http://schemas.openxmlformats.org/officeDocument/2006/math" xmlns:v="urn:schemas-microsoft-com:vml" xmlns:wp14="http://schemas.microsoft.com/office/word/2010/wordprocessingDrawing" xmlns:wp="http://schemas.openxmlformats.org/drawingml/2006/wordprocessingDrawing" xmlns:w10="urn:schemas-microsoft-com:office:word" xmlns:w="http://schemas.openxmlformats.org/wordprocessingml/2006/main" xmlns:w14="http://schemas.microsoft.com/office/word/2010/wordml" xmlns:w15="http://schemas.microsoft.com/office/word/2012/wordml" xmlns:w16cex="http://schemas.microsoft.com/office/word/2018/wordml/cex" xmlns:w16cid="http://schemas.microsoft.com/office/word/2016/wordml/cid" xmlns:w16="http://schemas.microsoft.com/office/word/2018/wordml" xmlns:w16sdtdh="http://schemas.microsoft.com/office/word/2020/wordml/sdtdatahash" xmlns:w16se="http://schemas.microsoft.com/office/word/2015/wordml/symex" xmlns:wpg="http://schemas.microsoft.com/office/word/2010/wordprocessingGroup" xmlns:wpi="http://schemas.microsoft.com/office/word/2010/wordprocessingInk" xmlns:wne="http://schemas.microsoft.com/office/word/2006/wordml" xmlns:wps="http://schemas.microsoft.com/office/word/2010/wordprocessingShape" mc:Ignorable="w14 w15 w16se w16cid w16 w16cex w16sdtdh wp14">
+<w:hdr xmlns:wpc="http://schemas.microsoft.com/office/word/2010/wordprocessingCanvas" xmlns:cx="http://schemas.microsoft.com/office/drawing/2014/chartex" xmlns:cx1="http://schemas.microsoft.com/office/drawing/2015/9/8/chartex" xmlns:cx2="http://schemas.microsoft.com/office/drawing/2015/10/21/chartex" xmlns:cx3="http://schemas.microsoft.com/office/drawing/2016/5/9/chartex" xmlns:cx4="http://schemas.microsoft.com/office/drawing/2016/5/10/chartex" xmlns:cx5="http://schemas.microsoft.com/office/drawing/2016/5/11/chartex" xmlns:cx6="http://schemas.microsoft.com/office/drawing/2016/5/12/chartex" xmlns:cx7="http://schemas.microsoft.com/office/drawing/2016/5/13/chartex" xmlns:cx8="http://schemas.microsoft.com/office/drawing/2016/5/14/chartex" xmlns:mc="http://schemas.openxmlformats.org/markup-compatibility/2006" xmlns:aink="http://schemas.microsoft.com/office/drawing/2016/ink" xmlns:am3d="http://schemas.microsoft.com/office/drawing/2017/model3d" xmlns:o="urn:schemas-microsoft-com:office:office" xmlns:oel="http://schemas.microsoft.com/office/2019/extlst" xmlns:r="http://schemas.openxmlformats.org/officeDocument/2006/relationships" xmlns:m="http://schemas.openxmlformats.org/officeDocument/2006/math" xmlns:v="urn:schemas-microsoft-com:vml" xmlns:wp14="http://schemas.microsoft.com/office/word/2010/wordprocessingDrawing" xmlns:wp="http://schemas.openxmlformats.org/drawingml/2006/wordprocessingDrawing" xmlns:w10="urn:schemas-microsoft-com:office:word" xmlns:w="http://schemas.openxmlformats.org/wordprocessingml/2006/main" xmlns:w14="http://schemas.microsoft.com/office/word/2010/wordml" xmlns:w15="http://schemas.microsoft.com/office/word/2012/wordml" xmlns:w16cex="http://schemas.microsoft.com/office/word/2018/wordml/cex" xmlns:w16cid="http://schemas.microsoft.com/office/word/2016/wordml/cid" xmlns:w16="http://schemas.microsoft.com/office/word/2018/wordml" xmlns:w16du="http://schemas.microsoft.com/office/word/2023/wordml/word16du" xmlns:w16sdtdh="http://schemas.microsoft.com/office/word/2020/wordml/sdtdatahash" xmlns:w16sdtfl="http://schemas.microsoft.com/office/word/2024/wordml/sdtformatlock" xmlns:w16se="http://schemas.microsoft.com/office/word/2015/wordml/symex" xmlns:wpg="http://schemas.microsoft.com/office/word/2010/wordprocessingGroup" xmlns:wpi="http://schemas.microsoft.com/office/word/2010/wordprocessingInk" xmlns:wne="http://schemas.microsoft.com/office/word/2006/wordml" xmlns:wps="http://schemas.microsoft.com/office/word/2010/wordprocessingShape" mc:Ignorable="w14 w15 w16se w16cid w16 w16cex w16sdtdh w16sdtfl w16du wp14">
   <w:p>
     <w:pPr>
       <w:pStyle w:val="Header"/>
@@ -1181,12 +1776,12 @@
     <w:r>
       <w:tab/>
       <w:tab/>
-      <w:t>2024-08-04</w:t>
+      <w:t>2026-07-12</w:t>
       <w:br/>
       <w:br/>
     </w:r>
     <w:r>
-      <w:t>Till:</w:t>
+      <w:t>Till: Sveaskog</w:t>
       <w:br/>
     </w:r>
     <w:r>
@@ -1198,7 +1793,7 @@
 </file>
 
 <file path=word/numbering.xml><?xml version="1.0" encoding="utf-8"?>
-<w:numbering xmlns:wpc="http://schemas.microsoft.com/office/word/2010/wordprocessingCanvas" xmlns:cx="http://schemas.microsoft.com/office/drawing/2014/chartex" xmlns:cx1="http://schemas.microsoft.com/office/drawing/2015/9/8/chartex" xmlns:cx2="http://schemas.microsoft.com/office/drawing/2015/10/21/chartex" xmlns:cx3="http://schemas.microsoft.com/office/drawing/2016/5/9/chartex" xmlns:cx4="http://schemas.microsoft.com/office/drawing/2016/5/10/chartex" xmlns:cx5="http://schemas.microsoft.com/office/drawing/2016/5/11/chartex" xmlns:cx6="http://schemas.microsoft.com/office/drawing/2016/5/12/chartex" xmlns:cx7="http://schemas.microsoft.com/office/drawing/2016/5/13/chartex" xmlns:cx8="http://schemas.microsoft.com/office/drawing/2016/5/14/chartex" xmlns:mc="http://schemas.openxmlformats.org/markup-compatibility/2006" xmlns:aink="http://schemas.microsoft.com/office/drawing/2016/ink" xmlns:am3d="http://schemas.microsoft.com/office/drawing/2017/model3d" xmlns:o="urn:schemas-microsoft-com:office:office" xmlns:oel="http://schemas.microsoft.com/office/2019/extlst" xmlns:r="http://schemas.openxmlformats.org/officeDocument/2006/relationships" xmlns:m="http://schemas.openxmlformats.org/officeDocument/2006/math" xmlns:v="urn:schemas-microsoft-com:vml" xmlns:wp14="http://schemas.microsoft.com/office/word/2010/wordprocessingDrawing" xmlns:wp="http://schemas.openxmlformats.org/drawingml/2006/wordprocessingDrawing" xmlns:w10="urn:schemas-microsoft-com:office:word" xmlns:w="http://schemas.openxmlformats.org/wordprocessingml/2006/main" xmlns:w14="http://schemas.microsoft.com/office/word/2010/wordml" xmlns:w15="http://schemas.microsoft.com/office/word/2012/wordml" xmlns:w16cex="http://schemas.microsoft.com/office/word/2018/wordml/cex" xmlns:w16cid="http://schemas.microsoft.com/office/word/2016/wordml/cid" xmlns:w16="http://schemas.microsoft.com/office/word/2018/wordml" xmlns:w16sdtdh="http://schemas.microsoft.com/office/word/2020/wordml/sdtdatahash" xmlns:w16se="http://schemas.microsoft.com/office/word/2015/wordml/symex" xmlns:wpg="http://schemas.microsoft.com/office/word/2010/wordprocessingGroup" xmlns:wpi="http://schemas.microsoft.com/office/word/2010/wordprocessingInk" xmlns:wne="http://schemas.microsoft.com/office/word/2006/wordml" xmlns:wps="http://schemas.microsoft.com/office/word/2010/wordprocessingShape" mc:Ignorable="w14 w15 w16se w16cid w16 w16cex w16sdtdh wp14">
+<w:numbering xmlns:wpc="http://schemas.microsoft.com/office/word/2010/wordprocessingCanvas" xmlns:cx="http://schemas.microsoft.com/office/drawing/2014/chartex" xmlns:cx1="http://schemas.microsoft.com/office/drawing/2015/9/8/chartex" xmlns:cx2="http://schemas.microsoft.com/office/drawing/2015/10/21/chartex" xmlns:cx3="http://schemas.microsoft.com/office/drawing/2016/5/9/chartex" xmlns:cx4="http://schemas.microsoft.com/office/drawing/2016/5/10/chartex" xmlns:cx5="http://schemas.microsoft.com/office/drawing/2016/5/11/chartex" xmlns:cx6="http://schemas.microsoft.com/office/drawing/2016/5/12/chartex" xmlns:cx7="http://schemas.microsoft.com/office/drawing/2016/5/13/chartex" xmlns:cx8="http://schemas.microsoft.com/office/drawing/2016/5/14/chartex" xmlns:mc="http://schemas.openxmlformats.org/markup-compatibility/2006" xmlns:aink="http://schemas.microsoft.com/office/drawing/2016/ink" xmlns:am3d="http://schemas.microsoft.com/office/drawing/2017/model3d" xmlns:o="urn:schemas-microsoft-com:office:office" xmlns:oel="http://schemas.microsoft.com/office/2019/extlst" xmlns:r="http://schemas.openxmlformats.org/officeDocument/2006/relationships" xmlns:m="http://schemas.openxmlformats.org/officeDocument/2006/math" xmlns:v="urn:schemas-microsoft-com:vml" xmlns:wp14="http://schemas.microsoft.com/office/word/2010/wordprocessingDrawing" xmlns:wp="http://schemas.openxmlformats.org/drawingml/2006/wordprocessingDrawing" xmlns:w10="urn:schemas-microsoft-com:office:word" xmlns:w="http://schemas.openxmlformats.org/wordprocessingml/2006/main" xmlns:w14="http://schemas.microsoft.com/office/word/2010/wordml" xmlns:w15="http://schemas.microsoft.com/office/word/2012/wordml" xmlns:w16cex="http://schemas.microsoft.com/office/word/2018/wordml/cex" xmlns:w16cid="http://schemas.microsoft.com/office/word/2016/wordml/cid" xmlns:w16="http://schemas.microsoft.com/office/word/2018/wordml" xmlns:w16du="http://schemas.microsoft.com/office/word/2023/wordml/word16du" xmlns:w16sdtdh="http://schemas.microsoft.com/office/word/2020/wordml/sdtdatahash" xmlns:w16sdtfl="http://schemas.microsoft.com/office/word/2024/wordml/sdtformatlock" xmlns:w16se="http://schemas.microsoft.com/office/word/2015/wordml/symex" xmlns:wpg="http://schemas.microsoft.com/office/word/2010/wordprocessingGroup" xmlns:wpi="http://schemas.microsoft.com/office/word/2010/wordprocessingInk" xmlns:wne="http://schemas.microsoft.com/office/word/2006/wordml" xmlns:wps="http://schemas.microsoft.com/office/word/2010/wordprocessingShape" mc:Ignorable="w14 w15 w16se w16cid w16 w16cex w16sdtdh w16sdtfl w16du wp14">
   <w:abstractNum w:abstractNumId="0" w15:restartNumberingAfterBreak="0">
     <w:nsid w:val="FFFFFF7C"/>
     <w:multiLevelType w:val="singleLevel"/>
@@ -1401,7 +1996,7 @@
 </file>
 
 <file path=word/styles.xml><?xml version="1.0" encoding="utf-8"?>
-<w:styles xmlns:mc="http://schemas.openxmlformats.org/markup-compatibility/2006" xmlns:r="http://schemas.openxmlformats.org/officeDocument/2006/relationships" xmlns:w="http://schemas.openxmlformats.org/wordprocessingml/2006/main" xmlns:w14="http://schemas.microsoft.com/office/word/2010/wordml" xmlns:w15="http://schemas.microsoft.com/office/word/2012/wordml" xmlns:w16cex="http://schemas.microsoft.com/office/word/2018/wordml/cex" xmlns:w16cid="http://schemas.microsoft.com/office/word/2016/wordml/cid" xmlns:w16="http://schemas.microsoft.com/office/word/2018/wordml" xmlns:w16sdtdh="http://schemas.microsoft.com/office/word/2020/wordml/sdtdatahash" xmlns:w16se="http://schemas.microsoft.com/office/word/2015/wordml/symex" mc:Ignorable="w14 w15 w16se w16cid w16 w16cex w16sdtdh">
+<w:styles xmlns:mc="http://schemas.openxmlformats.org/markup-compatibility/2006" xmlns:r="http://schemas.openxmlformats.org/officeDocument/2006/relationships" xmlns:w="http://schemas.openxmlformats.org/wordprocessingml/2006/main" xmlns:w14="http://schemas.microsoft.com/office/word/2010/wordml" xmlns:w15="http://schemas.microsoft.com/office/word/2012/wordml" xmlns:w16cex="http://schemas.microsoft.com/office/word/2018/wordml/cex" xmlns:w16cid="http://schemas.microsoft.com/office/word/2016/wordml/cid" xmlns:w16="http://schemas.microsoft.com/office/word/2018/wordml" xmlns:w16du="http://schemas.microsoft.com/office/word/2023/wordml/word16du" xmlns:w16sdtdh="http://schemas.microsoft.com/office/word/2020/wordml/sdtdatahash" xmlns:w16sdtfl="http://schemas.microsoft.com/office/word/2024/wordml/sdtformatlock" xmlns:w16se="http://schemas.microsoft.com/office/word/2015/wordml/symex" mc:Ignorable="w14 w15 w16se w16cid w16 w16cex w16sdtdh w16sdtfl w16du">
   <w:docDefaults>
     <w:rPrDefault>
       <w:rPr>
@@ -2159,7 +2754,7 @@
     <w:link w:val="TitleChar"/>
     <w:uiPriority w:val="10"/>
     <w:qFormat/>
-    <w:rsid w:val="007106C8"/>
+    <w:rsid w:val="00E854FA"/>
     <w:pPr>
       <w:spacing w:after="300" w:line="240" w:lineRule="auto"/>
       <w:contextualSpacing/>
@@ -2169,7 +2764,7 @@
       <w:rFonts w:eastAsiaTheme="majorEastAsia" w:cstheme="majorBidi"/>
       <w:spacing w:val="5"/>
       <w:kern w:val="28"/>
-      <w:sz w:val="52"/>
+      <w:sz w:val="40"/>
       <w:szCs w:val="52"/>
       <w:lang w:val="sv-SE" w:eastAsia="en-US" w:bidi="ar-SA"/>
     </w:rPr>
@@ -2179,12 +2774,12 @@
     <w:basedOn w:val="DefaultParagraphFont"/>
     <w:link w:val="Title"/>
     <w:uiPriority w:val="10"/>
-    <w:rsid w:val="007106C8"/>
+    <w:rsid w:val="00E854FA"/>
     <w:rPr>
       <w:rFonts w:ascii="Times New Roman" w:eastAsiaTheme="majorEastAsia" w:hAnsi="Times New Roman" w:cstheme="majorBidi"/>
       <w:spacing w:val="5"/>
       <w:kern w:val="28"/>
-      <w:sz w:val="52"/>
+      <w:sz w:val="40"/>
       <w:szCs w:val="52"/>
       <w:lang w:val="sv-SE" w:eastAsia="en-US" w:bidi="ar-SA"/>
     </w:rPr>

--- a/klagomål/Njuorokvárátj FSC-klagomål.docx
+++ b/klagomål/Njuorokvárátj FSC-klagomål.docx
@@ -168,7 +168,7 @@
     </w:p>
     <w:p>
       <w:r>
-        <w:t>Detta klagomål behandlar höga naturvärden i avverkningsanmälan Njuorokvárátj i Arvidsjaurs kommun som inkom 2026-07-12 och omfattar 57,8 ha.</w:t>
+        <w:t>Detta klagomål behandlar höga naturvärden i avverkningsanmälan Njuorokvárátj i Arvidsjaurs kommun som inkom 2026-07-13 och omfattar 57,8 ha.</w:t>
       </w:r>
     </w:p>
     <w:p>
@@ -1776,7 +1776,7 @@
     <w:r>
       <w:tab/>
       <w:tab/>
-      <w:t>2026-07-12</w:t>
+      <w:t>2026-07-13</w:t>
       <w:br/>
       <w:br/>
     </w:r>

--- a/klagomål/Njuorokvárátj FSC-klagomål.docx
+++ b/klagomål/Njuorokvárátj FSC-klagomål.docx
@@ -168,7 +168,7 @@
     </w:p>
     <w:p>
       <w:r>
-        <w:t>Detta klagomål behandlar höga naturvärden i avverkningsanmälan Njuorokvárátj i Arvidsjaurs kommun som inkom 2026-07-13 och omfattar 57,8 ha.</w:t>
+        <w:t>Detta klagomål behandlar höga naturvärden i avverkningsanmälan Njuorokvárátj i Arvidsjaurs kommun som inkom 2026-07-14 och omfattar 57,8 ha.</w:t>
       </w:r>
     </w:p>
     <w:p>
@@ -1776,7 +1776,7 @@
     <w:r>
       <w:tab/>
       <w:tab/>
-      <w:t>2026-07-13</w:t>
+      <w:t>2026-07-14</w:t>
       <w:br/>
       <w:br/>
     </w:r>

--- a/klagomål/Njuorokvárátj FSC-klagomål.docx
+++ b/klagomål/Njuorokvárátj FSC-klagomål.docx
@@ -168,7 +168,7 @@
     </w:p>
     <w:p>
       <w:r>
-        <w:t>Detta klagomål behandlar höga naturvärden i avverkningsanmälan Njuorokvárátj i Arvidsjaurs kommun som inkom 2026-07-14 och omfattar 57,8 ha.</w:t>
+        <w:t>Detta klagomål behandlar höga naturvärden i avverkningsanmälan Njuorokvárátj i Arvidsjaurs kommun som inkom 2026-07-15 och omfattar 57,8 ha.</w:t>
       </w:r>
     </w:p>
     <w:p>
@@ -1776,7 +1776,7 @@
     <w:r>
       <w:tab/>
       <w:tab/>
-      <w:t>2026-07-14</w:t>
+      <w:t>2026-07-15</w:t>
       <w:br/>
       <w:br/>
     </w:r>

--- a/klagomål/Njuorokvárátj FSC-klagomål.docx
+++ b/klagomål/Njuorokvárátj FSC-klagomål.docx
@@ -168,7 +168,7 @@
     </w:p>
     <w:p>
       <w:r>
-        <w:t>Detta klagomål behandlar höga naturvärden i avverkningsanmälan Njuorokvárátj i Arvidsjaurs kommun som inkom 2026-07-15 och omfattar 57,8 ha.</w:t>
+        <w:t>Detta klagomål behandlar höga naturvärden i avverkningsanmälan Njuorokvárátj i Arvidsjaurs kommun som inkom 2026-07-16 och omfattar 57,8 ha.</w:t>
       </w:r>
     </w:p>
     <w:p>
@@ -1776,7 +1776,7 @@
     <w:r>
       <w:tab/>
       <w:tab/>
-      <w:t>2026-07-15</w:t>
+      <w:t>2026-07-16</w:t>
       <w:br/>
       <w:br/>
     </w:r>

--- a/klagomål/Njuorokvárátj FSC-klagomål.docx
+++ b/klagomål/Njuorokvárátj FSC-klagomål.docx
@@ -168,7 +168,7 @@
     </w:p>
     <w:p>
       <w:r>
-        <w:t>Detta klagomål behandlar höga naturvärden i avverkningsanmälan Njuorokvárátj i Arvidsjaurs kommun som inkom 2026-07-16 och omfattar 57,8 ha.</w:t>
+        <w:t>Detta klagomål behandlar höga naturvärden i avverkningsanmälan Njuorokvárátj i Arvidsjaurs kommun som inkom 2026-07-17 och omfattar 57,8 ha.</w:t>
       </w:r>
     </w:p>
     <w:p>
@@ -1776,7 +1776,7 @@
     <w:r>
       <w:tab/>
       <w:tab/>
-      <w:t>2026-07-16</w:t>
+      <w:t>2026-07-17</w:t>
       <w:br/>
       <w:br/>
     </w:r>

--- a/klagomål/Njuorokvárátj FSC-klagomål.docx
+++ b/klagomål/Njuorokvárátj FSC-klagomål.docx
@@ -168,7 +168,7 @@
     </w:p>
     <w:p>
       <w:r>
-        <w:t>Detta klagomål behandlar höga naturvärden i avverkningsanmälan Njuorokvárátj i Arvidsjaurs kommun som inkom 2026-07-17 och omfattar 57,8 ha.</w:t>
+        <w:t>Detta klagomål behandlar höga naturvärden i avverkningsanmälan Njuorokvárátj i Arvidsjaurs kommun som inkom 2026-07-18 och omfattar 57,8 ha.</w:t>
       </w:r>
     </w:p>
     <w:p>
@@ -1776,7 +1776,7 @@
     <w:r>
       <w:tab/>
       <w:tab/>
-      <w:t>2026-07-17</w:t>
+      <w:t>2026-07-18</w:t>
       <w:br/>
       <w:br/>
     </w:r>

--- a/klagomål/Njuorokvárátj FSC-klagomål.docx
+++ b/klagomål/Njuorokvárátj FSC-klagomål.docx
@@ -168,7 +168,7 @@
     </w:p>
     <w:p>
       <w:r>
-        <w:t>Detta klagomål behandlar höga naturvärden i avverkningsanmälan Njuorokvárátj i Arvidsjaurs kommun som inkom 2026-07-18 och omfattar 57,8 ha.</w:t>
+        <w:t>Detta klagomål behandlar höga naturvärden i avverkningsanmälan Njuorokvárátj i Arvidsjaurs kommun som inkom 2026-07-19 och omfattar 57,8 ha.</w:t>
       </w:r>
     </w:p>
     <w:p>
@@ -1776,7 +1776,7 @@
     <w:r>
       <w:tab/>
       <w:tab/>
-      <w:t>2026-07-18</w:t>
+      <w:t>2026-07-19</w:t>
       <w:br/>
       <w:br/>
     </w:r>

--- a/klagomål/Njuorokvárátj FSC-klagomål.docx
+++ b/klagomål/Njuorokvárátj FSC-klagomål.docx
@@ -168,7 +168,7 @@
     </w:p>
     <w:p>
       <w:r>
-        <w:t>Detta klagomål behandlar höga naturvärden i avverkningsanmälan Njuorokvárátj i Arvidsjaurs kommun som inkom 2026-07-19 och omfattar 57,8 ha.</w:t>
+        <w:t>Detta klagomål behandlar höga naturvärden i avverkningsanmälan Njuorokvárátj i Arvidsjaurs kommun som inkom 2026-07-20 och omfattar 57,8 ha.</w:t>
       </w:r>
     </w:p>
     <w:p>
@@ -1776,7 +1776,7 @@
     <w:r>
       <w:tab/>
       <w:tab/>
-      <w:t>2026-07-19</w:t>
+      <w:t>2026-07-20</w:t>
       <w:br/>
       <w:br/>
     </w:r>
